--- a/XEngine_Docment/Docment_zh.docx
+++ b/XEngine_Docment/Docment_zh.docx
@@ -11,7 +11,7 @@
           <w:szCs w:val="44"/>
         </w:rPr>
       </w:pPr>
-      <w:bookmarkStart w:id="0" w:name="_Toc209452039"/>
+      <w:bookmarkStart w:id="0" w:name="_Toc228189746"/>
       <w:proofErr w:type="spellStart"/>
       <w:r>
         <w:rPr>
@@ -87,11 +87,10 @@
           <w:r>
             <w:fldChar w:fldCharType="separate"/>
           </w:r>
-          <w:hyperlink w:anchor="_Toc209452039" w:history="1">
+          <w:hyperlink w:anchor="_Toc228189746" w:history="1">
             <w:r>
               <w:rPr>
                 <w:rStyle w:val="ad"/>
-                <w:rFonts w:hint="eastAsia"/>
                 <w:noProof/>
               </w:rPr>
               <w:t>XEngine</w:t>
@@ -99,7 +98,6 @@
             <w:r>
               <w:rPr>
                 <w:rStyle w:val="ad"/>
-                <w:rFonts w:hint="eastAsia"/>
                 <w:noProof/>
               </w:rPr>
               <w:t>网络存储服务</w:t>
@@ -133,7 +131,7 @@
                 <w:noProof/>
                 <w:webHidden/>
               </w:rPr>
-              <w:instrText>PAGEREF _Toc209452039 \h</w:instrText>
+              <w:instrText>PAGEREF _Toc228189746 \h</w:instrText>
             </w:r>
             <w:r>
               <w:rPr>
@@ -189,11 +187,10 @@
               <w14:ligatures w14:val="standardContextual"/>
             </w:rPr>
           </w:pPr>
-          <w:hyperlink w:anchor="_Toc209452040" w:history="1">
+          <w:hyperlink w:anchor="_Toc228189747" w:history="1">
             <w:r>
               <w:rPr>
                 <w:rStyle w:val="ad"/>
-                <w:rFonts w:hint="eastAsia"/>
                 <w:noProof/>
               </w:rPr>
               <w:t>前言</w:t>
@@ -227,7 +224,7 @@
                 <w:noProof/>
                 <w:webHidden/>
               </w:rPr>
-              <w:instrText>PAGEREF _Toc209452040 \h</w:instrText>
+              <w:instrText>PAGEREF _Toc228189747 \h</w:instrText>
             </w:r>
             <w:r>
               <w:rPr>
@@ -283,11 +280,10 @@
               <w14:ligatures w14:val="standardContextual"/>
             </w:rPr>
           </w:pPr>
-          <w:hyperlink w:anchor="_Toc209452041" w:history="1">
+          <w:hyperlink w:anchor="_Toc228189748" w:history="1">
             <w:r>
               <w:rPr>
                 <w:rStyle w:val="ad"/>
-                <w:rFonts w:hint="eastAsia"/>
                 <w:noProof/>
               </w:rPr>
               <w:t>阅读者</w:t>
@@ -321,7 +317,7 @@
                 <w:noProof/>
                 <w:webHidden/>
               </w:rPr>
-              <w:instrText>PAGEREF _Toc209452041 \h</w:instrText>
+              <w:instrText>PAGEREF _Toc228189748 \h</w:instrText>
             </w:r>
             <w:r>
               <w:rPr>
@@ -377,11 +373,10 @@
               <w14:ligatures w14:val="standardContextual"/>
             </w:rPr>
           </w:pPr>
-          <w:hyperlink w:anchor="_Toc209452042" w:history="1">
+          <w:hyperlink w:anchor="_Toc228189749" w:history="1">
             <w:r>
               <w:rPr>
                 <w:rStyle w:val="ad"/>
-                <w:rFonts w:hint="eastAsia"/>
                 <w:noProof/>
               </w:rPr>
               <w:t>概述</w:t>
@@ -415,7 +410,7 @@
                 <w:noProof/>
                 <w:webHidden/>
               </w:rPr>
-              <w:instrText>PAGEREF _Toc209452042 \h</w:instrText>
+              <w:instrText>PAGEREF _Toc228189749 \h</w:instrText>
             </w:r>
             <w:r>
               <w:rPr>
@@ -471,11 +466,10 @@
               <w14:ligatures w14:val="standardContextual"/>
             </w:rPr>
           </w:pPr>
-          <w:hyperlink w:anchor="_Toc209452043" w:history="1">
+          <w:hyperlink w:anchor="_Toc228189750" w:history="1">
             <w:r>
               <w:rPr>
                 <w:rStyle w:val="ad"/>
-                <w:rFonts w:hint="eastAsia"/>
                 <w:noProof/>
               </w:rPr>
               <w:t>相关模块</w:t>
@@ -509,7 +503,7 @@
                 <w:noProof/>
                 <w:webHidden/>
               </w:rPr>
-              <w:instrText>PAGEREF _Toc209452043 \h</w:instrText>
+              <w:instrText>PAGEREF _Toc228189750 \h</w:instrText>
             </w:r>
             <w:r>
               <w:rPr>
@@ -565,11 +559,10 @@
               <w14:ligatures w14:val="standardContextual"/>
             </w:rPr>
           </w:pPr>
-          <w:hyperlink w:anchor="_Toc209452044" w:history="1">
+          <w:hyperlink w:anchor="_Toc228189751" w:history="1">
             <w:r>
               <w:rPr>
                 <w:rStyle w:val="ad"/>
-                <w:rFonts w:hint="eastAsia"/>
                 <w:noProof/>
               </w:rPr>
               <w:t>一</w:t>
@@ -577,7 +570,6 @@
             <w:r>
               <w:rPr>
                 <w:rStyle w:val="ad"/>
-                <w:rFonts w:hint="eastAsia"/>
                 <w:noProof/>
               </w:rPr>
               <w:t xml:space="preserve"> </w:t>
@@ -585,7 +577,6 @@
             <w:r>
               <w:rPr>
                 <w:rStyle w:val="ad"/>
-                <w:rFonts w:hint="eastAsia"/>
                 <w:noProof/>
               </w:rPr>
               <w:t>技术结构</w:t>
@@ -619,7 +610,7 @@
                 <w:noProof/>
                 <w:webHidden/>
               </w:rPr>
-              <w:instrText>PAGEREF _Toc209452044 \h</w:instrText>
+              <w:instrText>PAGEREF _Toc228189751 \h</w:instrText>
             </w:r>
             <w:r>
               <w:rPr>
@@ -675,11 +666,10 @@
               <w14:ligatures w14:val="standardContextual"/>
             </w:rPr>
           </w:pPr>
-          <w:hyperlink w:anchor="_Toc209452045" w:history="1">
+          <w:hyperlink w:anchor="_Toc228189752" w:history="1">
             <w:r>
               <w:rPr>
                 <w:rStyle w:val="ad"/>
-                <w:rFonts w:hint="eastAsia"/>
                 <w:noProof/>
               </w:rPr>
               <w:t xml:space="preserve">1.1 </w:t>
@@ -687,7 +677,6 @@
             <w:r>
               <w:rPr>
                 <w:rStyle w:val="ad"/>
-                <w:rFonts w:hint="eastAsia"/>
                 <w:noProof/>
               </w:rPr>
               <w:t>上传接口</w:t>
@@ -721,7 +710,7 @@
                 <w:noProof/>
                 <w:webHidden/>
               </w:rPr>
-              <w:instrText>PAGEREF _Toc209452045 \h</w:instrText>
+              <w:instrText>PAGEREF _Toc228189752 \h</w:instrText>
             </w:r>
             <w:r>
               <w:rPr>
@@ -777,11 +766,10 @@
               <w14:ligatures w14:val="standardContextual"/>
             </w:rPr>
           </w:pPr>
-          <w:hyperlink w:anchor="_Toc209452046" w:history="1">
+          <w:hyperlink w:anchor="_Toc228189753" w:history="1">
             <w:r>
               <w:rPr>
                 <w:rStyle w:val="ad"/>
-                <w:rFonts w:hint="eastAsia"/>
                 <w:noProof/>
               </w:rPr>
               <w:t xml:space="preserve">1.2 </w:t>
@@ -789,7 +777,6 @@
             <w:r>
               <w:rPr>
                 <w:rStyle w:val="ad"/>
-                <w:rFonts w:hint="eastAsia"/>
                 <w:noProof/>
               </w:rPr>
               <w:t>下载接口</w:t>
@@ -823,7 +810,7 @@
                 <w:noProof/>
                 <w:webHidden/>
               </w:rPr>
-              <w:instrText>PAGEREF _Toc209452046 \h</w:instrText>
+              <w:instrText>PAGEREF _Toc228189753 \h</w:instrText>
             </w:r>
             <w:r>
               <w:rPr>
@@ -879,11 +866,10 @@
               <w14:ligatures w14:val="standardContextual"/>
             </w:rPr>
           </w:pPr>
-          <w:hyperlink w:anchor="_Toc209452047" w:history="1">
+          <w:hyperlink w:anchor="_Toc228189754" w:history="1">
             <w:r>
               <w:rPr>
                 <w:rStyle w:val="ad"/>
-                <w:rFonts w:hint="eastAsia"/>
                 <w:noProof/>
               </w:rPr>
               <w:t xml:space="preserve">1.3 </w:t>
@@ -891,7 +877,6 @@
             <w:r>
               <w:rPr>
                 <w:rStyle w:val="ad"/>
-                <w:rFonts w:hint="eastAsia"/>
                 <w:noProof/>
               </w:rPr>
               <w:t>管理接口</w:t>
@@ -925,7 +910,7 @@
                 <w:noProof/>
                 <w:webHidden/>
               </w:rPr>
-              <w:instrText>PAGEREF _Toc209452047 \h</w:instrText>
+              <w:instrText>PAGEREF _Toc228189754 \h</w:instrText>
             </w:r>
             <w:r>
               <w:rPr>
@@ -981,11 +966,10 @@
               <w14:ligatures w14:val="standardContextual"/>
             </w:rPr>
           </w:pPr>
-          <w:hyperlink w:anchor="_Toc209452048" w:history="1">
+          <w:hyperlink w:anchor="_Toc228189755" w:history="1">
             <w:r>
               <w:rPr>
                 <w:rStyle w:val="ad"/>
-                <w:rFonts w:hint="eastAsia"/>
                 <w:noProof/>
               </w:rPr>
               <w:t>1.4 WEBDAV</w:t>
@@ -993,7 +977,6 @@
             <w:r>
               <w:rPr>
                 <w:rStyle w:val="ad"/>
-                <w:rFonts w:hint="eastAsia"/>
                 <w:noProof/>
               </w:rPr>
               <w:t>接口</w:t>
@@ -1027,7 +1010,7 @@
                 <w:noProof/>
                 <w:webHidden/>
               </w:rPr>
-              <w:instrText>PAGEREF _Toc209452048 \h</w:instrText>
+              <w:instrText>PAGEREF _Toc228189755 \h</w:instrText>
             </w:r>
             <w:r>
               <w:rPr>
@@ -1083,11 +1066,10 @@
               <w14:ligatures w14:val="standardContextual"/>
             </w:rPr>
           </w:pPr>
-          <w:hyperlink w:anchor="_Toc209452049" w:history="1">
+          <w:hyperlink w:anchor="_Toc228189756" w:history="1">
             <w:r>
               <w:rPr>
                 <w:rStyle w:val="ad"/>
-                <w:rFonts w:hint="eastAsia"/>
                 <w:noProof/>
               </w:rPr>
               <w:t>二</w:t>
@@ -1095,7 +1077,6 @@
             <w:r>
               <w:rPr>
                 <w:rStyle w:val="ad"/>
-                <w:rFonts w:hint="eastAsia"/>
                 <w:noProof/>
               </w:rPr>
               <w:t xml:space="preserve"> </w:t>
@@ -1103,7 +1084,6 @@
             <w:r>
               <w:rPr>
                 <w:rStyle w:val="ad"/>
-                <w:rFonts w:hint="eastAsia"/>
                 <w:noProof/>
               </w:rPr>
               <w:t>配置环境</w:t>
@@ -1137,7 +1117,7 @@
                 <w:noProof/>
                 <w:webHidden/>
               </w:rPr>
-              <w:instrText>PAGEREF _Toc209452049 \h</w:instrText>
+              <w:instrText>PAGEREF _Toc228189756 \h</w:instrText>
             </w:r>
             <w:r>
               <w:rPr>
@@ -1193,11 +1173,10 @@
               <w14:ligatures w14:val="standardContextual"/>
             </w:rPr>
           </w:pPr>
-          <w:hyperlink w:anchor="_Toc209452050" w:history="1">
+          <w:hyperlink w:anchor="_Toc228189757" w:history="1">
             <w:r>
               <w:rPr>
                 <w:rStyle w:val="ad"/>
-                <w:rFonts w:hint="eastAsia"/>
                 <w:noProof/>
               </w:rPr>
               <w:t>2.1 WINDOWS</w:t>
@@ -1231,7 +1210,7 @@
                 <w:noProof/>
                 <w:webHidden/>
               </w:rPr>
-              <w:instrText>PAGEREF _Toc209452050 \h</w:instrText>
+              <w:instrText>PAGEREF _Toc228189757 \h</w:instrText>
             </w:r>
             <w:r>
               <w:rPr>
@@ -1287,11 +1266,10 @@
               <w14:ligatures w14:val="standardContextual"/>
             </w:rPr>
           </w:pPr>
-          <w:hyperlink w:anchor="_Toc209452051" w:history="1">
+          <w:hyperlink w:anchor="_Toc228189758" w:history="1">
             <w:r>
               <w:rPr>
                 <w:rStyle w:val="ad"/>
-                <w:rFonts w:hint="eastAsia"/>
                 <w:noProof/>
               </w:rPr>
               <w:t>2.2 LINUX</w:t>
@@ -1325,7 +1303,7 @@
                 <w:noProof/>
                 <w:webHidden/>
               </w:rPr>
-              <w:instrText>PAGEREF _Toc209452051 \h</w:instrText>
+              <w:instrText>PAGEREF _Toc228189758 \h</w:instrText>
             </w:r>
             <w:r>
               <w:rPr>
@@ -1381,11 +1359,10 @@
               <w14:ligatures w14:val="standardContextual"/>
             </w:rPr>
           </w:pPr>
-          <w:hyperlink w:anchor="_Toc209452052" w:history="1">
+          <w:hyperlink w:anchor="_Toc228189759" w:history="1">
             <w:r>
               <w:rPr>
                 <w:rStyle w:val="ad"/>
-                <w:rFonts w:hint="eastAsia"/>
                 <w:noProof/>
               </w:rPr>
               <w:t>2.3 MacOS</w:t>
@@ -1419,7 +1396,7 @@
                 <w:noProof/>
                 <w:webHidden/>
               </w:rPr>
-              <w:instrText>PAGEREF _Toc209452052 \h</w:instrText>
+              <w:instrText>PAGEREF _Toc228189759 \h</w:instrText>
             </w:r>
             <w:r>
               <w:rPr>
@@ -1475,11 +1452,10 @@
               <w14:ligatures w14:val="standardContextual"/>
             </w:rPr>
           </w:pPr>
-          <w:hyperlink w:anchor="_Toc209452053" w:history="1">
+          <w:hyperlink w:anchor="_Toc228189760" w:history="1">
             <w:r>
               <w:rPr>
                 <w:rStyle w:val="ad"/>
-                <w:rFonts w:hint="eastAsia"/>
                 <w:noProof/>
               </w:rPr>
               <w:t>三</w:t>
@@ -1487,7 +1463,6 @@
             <w:r>
               <w:rPr>
                 <w:rStyle w:val="ad"/>
-                <w:rFonts w:hint="eastAsia"/>
                 <w:noProof/>
               </w:rPr>
               <w:t xml:space="preserve"> </w:t>
@@ -1495,7 +1470,6 @@
             <w:r>
               <w:rPr>
                 <w:rStyle w:val="ad"/>
-                <w:rFonts w:hint="eastAsia"/>
                 <w:noProof/>
               </w:rPr>
               <w:t>接口协议</w:t>
@@ -1529,7 +1503,7 @@
                 <w:noProof/>
                 <w:webHidden/>
               </w:rPr>
-              <w:instrText>PAGEREF _Toc209452053 \h</w:instrText>
+              <w:instrText>PAGEREF _Toc228189760 \h</w:instrText>
             </w:r>
             <w:r>
               <w:rPr>
@@ -1585,11 +1559,10 @@
               <w14:ligatures w14:val="standardContextual"/>
             </w:rPr>
           </w:pPr>
-          <w:hyperlink w:anchor="_Toc209452054" w:history="1">
+          <w:hyperlink w:anchor="_Toc228189761" w:history="1">
             <w:r>
               <w:rPr>
                 <w:rStyle w:val="ad"/>
-                <w:rFonts w:hint="eastAsia"/>
                 <w:noProof/>
               </w:rPr>
               <w:t xml:space="preserve">3.1 </w:t>
@@ -1597,7 +1570,6 @@
             <w:r>
               <w:rPr>
                 <w:rStyle w:val="ad"/>
-                <w:rFonts w:hint="eastAsia"/>
                 <w:noProof/>
               </w:rPr>
               <w:t>管理协议</w:t>
@@ -1631,7 +1603,7 @@
                 <w:noProof/>
                 <w:webHidden/>
               </w:rPr>
-              <w:instrText>PAGEREF _Toc209452054 \h</w:instrText>
+              <w:instrText>PAGEREF _Toc228189761 \h</w:instrText>
             </w:r>
             <w:r>
               <w:rPr>
@@ -1687,11 +1659,10 @@
               <w14:ligatures w14:val="standardContextual"/>
             </w:rPr>
           </w:pPr>
-          <w:hyperlink w:anchor="_Toc209452055" w:history="1">
+          <w:hyperlink w:anchor="_Toc228189762" w:history="1">
             <w:r>
               <w:rPr>
                 <w:rStyle w:val="ad"/>
-                <w:rFonts w:hint="eastAsia"/>
                 <w:noProof/>
               </w:rPr>
               <w:t xml:space="preserve">3.1.1 </w:t>
@@ -1699,7 +1670,6 @@
             <w:r>
               <w:rPr>
                 <w:rStyle w:val="ad"/>
-                <w:rFonts w:hint="eastAsia"/>
                 <w:noProof/>
               </w:rPr>
               <w:t>文件列表</w:t>
@@ -1733,7 +1703,7 @@
                 <w:noProof/>
                 <w:webHidden/>
               </w:rPr>
-              <w:instrText>PAGEREF _Toc209452055 \h</w:instrText>
+              <w:instrText>PAGEREF _Toc228189762 \h</w:instrText>
             </w:r>
             <w:r>
               <w:rPr>
@@ -1789,11 +1759,10 @@
               <w14:ligatures w14:val="standardContextual"/>
             </w:rPr>
           </w:pPr>
-          <w:hyperlink w:anchor="_Toc209452056" w:history="1">
+          <w:hyperlink w:anchor="_Toc228189763" w:history="1">
             <w:r>
               <w:rPr>
                 <w:rStyle w:val="ad"/>
-                <w:rFonts w:hint="eastAsia"/>
                 <w:noProof/>
               </w:rPr>
               <w:t xml:space="preserve">3.1.2 </w:t>
@@ -1801,7 +1770,6 @@
             <w:r>
               <w:rPr>
                 <w:rStyle w:val="ad"/>
-                <w:rFonts w:hint="eastAsia"/>
                 <w:noProof/>
               </w:rPr>
               <w:t>增加文件</w:t>
@@ -1835,7 +1803,7 @@
                 <w:noProof/>
                 <w:webHidden/>
               </w:rPr>
-              <w:instrText>PAGEREF _Toc209452056 \h</w:instrText>
+              <w:instrText>PAGEREF _Toc228189763 \h</w:instrText>
             </w:r>
             <w:r>
               <w:rPr>
@@ -1891,11 +1859,10 @@
               <w14:ligatures w14:val="standardContextual"/>
             </w:rPr>
           </w:pPr>
-          <w:hyperlink w:anchor="_Toc209452057" w:history="1">
+          <w:hyperlink w:anchor="_Toc228189764" w:history="1">
             <w:r>
               <w:rPr>
                 <w:rStyle w:val="ad"/>
-                <w:rFonts w:hint="eastAsia"/>
                 <w:noProof/>
               </w:rPr>
               <w:t xml:space="preserve">3.1.3 </w:t>
@@ -1903,7 +1870,6 @@
             <w:r>
               <w:rPr>
                 <w:rStyle w:val="ad"/>
-                <w:rFonts w:hint="eastAsia"/>
                 <w:noProof/>
               </w:rPr>
               <w:t>删除文件</w:t>
@@ -1937,7 +1903,7 @@
                 <w:noProof/>
                 <w:webHidden/>
               </w:rPr>
-              <w:instrText>PAGEREF _Toc209452057 \h</w:instrText>
+              <w:instrText>PAGEREF _Toc228189764 \h</w:instrText>
             </w:r>
             <w:r>
               <w:rPr>
@@ -1993,11 +1959,10 @@
               <w14:ligatures w14:val="standardContextual"/>
             </w:rPr>
           </w:pPr>
-          <w:hyperlink w:anchor="_Toc209452058" w:history="1">
+          <w:hyperlink w:anchor="_Toc228189765" w:history="1">
             <w:r>
               <w:rPr>
                 <w:rStyle w:val="ad"/>
-                <w:rFonts w:hint="eastAsia"/>
                 <w:noProof/>
               </w:rPr>
               <w:t xml:space="preserve">3.1.4 </w:t>
@@ -2005,7 +1970,6 @@
             <w:r>
               <w:rPr>
                 <w:rStyle w:val="ad"/>
-                <w:rFonts w:hint="eastAsia"/>
                 <w:noProof/>
               </w:rPr>
               <w:t>任务查询协议</w:t>
@@ -2039,7 +2003,7 @@
                 <w:noProof/>
                 <w:webHidden/>
               </w:rPr>
-              <w:instrText>PAGEREF _Toc209452058 \h</w:instrText>
+              <w:instrText>PAGEREF _Toc228189765 \h</w:instrText>
             </w:r>
             <w:r>
               <w:rPr>
@@ -2095,11 +2059,10 @@
               <w14:ligatures w14:val="standardContextual"/>
             </w:rPr>
           </w:pPr>
-          <w:hyperlink w:anchor="_Toc209452059" w:history="1">
+          <w:hyperlink w:anchor="_Toc228189766" w:history="1">
             <w:r>
               <w:rPr>
                 <w:rStyle w:val="ad"/>
-                <w:rFonts w:hint="eastAsia"/>
                 <w:noProof/>
               </w:rPr>
               <w:t xml:space="preserve">3.1.5 </w:t>
@@ -2107,7 +2070,6 @@
             <w:r>
               <w:rPr>
                 <w:rStyle w:val="ad"/>
-                <w:rFonts w:hint="eastAsia"/>
                 <w:noProof/>
               </w:rPr>
               <w:t>文件夹协议</w:t>
@@ -2141,7 +2103,7 @@
                 <w:noProof/>
                 <w:webHidden/>
               </w:rPr>
-              <w:instrText>PAGEREF _Toc209452059 \h</w:instrText>
+              <w:instrText>PAGEREF _Toc228189766 \h</w:instrText>
             </w:r>
             <w:r>
               <w:rPr>
@@ -2197,11 +2159,10 @@
               <w14:ligatures w14:val="standardContextual"/>
             </w:rPr>
           </w:pPr>
-          <w:hyperlink w:anchor="_Toc209452060" w:history="1">
+          <w:hyperlink w:anchor="_Toc228189767" w:history="1">
             <w:r>
               <w:rPr>
                 <w:rStyle w:val="ad"/>
-                <w:rFonts w:hint="eastAsia"/>
                 <w:noProof/>
                 <w:shd w:val="clear" w:color="auto" w:fill="FFFFFF"/>
               </w:rPr>
@@ -2210,7 +2171,6 @@
             <w:r>
               <w:rPr>
                 <w:rStyle w:val="ad"/>
-                <w:rFonts w:hint="eastAsia"/>
                 <w:noProof/>
                 <w:shd w:val="clear" w:color="auto" w:fill="FFFFFF"/>
               </w:rPr>
@@ -2245,7 +2205,7 @@
                 <w:noProof/>
                 <w:webHidden/>
               </w:rPr>
-              <w:instrText>PAGEREF _Toc209452060 \h</w:instrText>
+              <w:instrText>PAGEREF _Toc228189767 \h</w:instrText>
             </w:r>
             <w:r>
               <w:rPr>
@@ -2301,11 +2261,10 @@
               <w14:ligatures w14:val="standardContextual"/>
             </w:rPr>
           </w:pPr>
-          <w:hyperlink w:anchor="_Toc209452061" w:history="1">
+          <w:hyperlink w:anchor="_Toc228189768" w:history="1">
             <w:r>
               <w:rPr>
                 <w:rStyle w:val="ad"/>
-                <w:rFonts w:hint="eastAsia"/>
                 <w:noProof/>
               </w:rPr>
               <w:t xml:space="preserve">3.1.7 </w:t>
@@ -2313,7 +2272,6 @@
             <w:r>
               <w:rPr>
                 <w:rStyle w:val="ad"/>
-                <w:rFonts w:hint="eastAsia"/>
                 <w:noProof/>
               </w:rPr>
               <w:t>刷新</w:t>
@@ -2321,7 +2279,6 @@
             <w:r>
               <w:rPr>
                 <w:rStyle w:val="ad"/>
-                <w:rFonts w:hint="eastAsia"/>
                 <w:noProof/>
               </w:rPr>
               <w:t>BUCKET</w:t>
@@ -2329,7 +2286,6 @@
             <w:r>
               <w:rPr>
                 <w:rStyle w:val="ad"/>
-                <w:rFonts w:hint="eastAsia"/>
                 <w:noProof/>
               </w:rPr>
               <w:t>大小</w:t>
@@ -2363,7 +2319,7 @@
                 <w:noProof/>
                 <w:webHidden/>
               </w:rPr>
-              <w:instrText>PAGEREF _Toc209452061 \h</w:instrText>
+              <w:instrText>PAGEREF _Toc228189768 \h</w:instrText>
             </w:r>
             <w:r>
               <w:rPr>
@@ -2394,6 +2350,106 @@
                 <w:webHidden/>
               </w:rPr>
               <w:t>11</w:t>
+            </w:r>
+            <w:r>
+              <w:rPr>
+                <w:rFonts w:hint="eastAsia"/>
+                <w:noProof/>
+                <w:webHidden/>
+              </w:rPr>
+              <w:fldChar w:fldCharType="end"/>
+            </w:r>
+          </w:hyperlink>
+        </w:p>
+        <w:p>
+          <w:pPr>
+            <w:pStyle w:val="TOC3"/>
+            <w:tabs>
+              <w:tab w:val="right" w:leader="dot" w:pos="8296"/>
+            </w:tabs>
+            <w:rPr>
+              <w:rFonts w:hint="eastAsia"/>
+              <w:noProof/>
+              <w:sz w:val="22"/>
+              <w:szCs w:val="24"/>
+              <w14:ligatures w14:val="standardContextual"/>
+            </w:rPr>
+          </w:pPr>
+          <w:hyperlink w:anchor="_Toc228189769" w:history="1">
+            <w:r>
+              <w:rPr>
+                <w:rStyle w:val="ad"/>
+                <w:noProof/>
+              </w:rPr>
+              <w:t xml:space="preserve">3.1.8 </w:t>
+            </w:r>
+            <w:r>
+              <w:rPr>
+                <w:rStyle w:val="ad"/>
+                <w:noProof/>
+              </w:rPr>
+              <w:t>获取文件大小</w:t>
+            </w:r>
+            <w:r>
+              <w:rPr>
+                <w:rFonts w:hint="eastAsia"/>
+                <w:noProof/>
+                <w:webHidden/>
+              </w:rPr>
+              <w:tab/>
+            </w:r>
+            <w:r>
+              <w:rPr>
+                <w:rFonts w:hint="eastAsia"/>
+                <w:noProof/>
+                <w:webHidden/>
+              </w:rPr>
+              <w:fldChar w:fldCharType="begin"/>
+            </w:r>
+            <w:r>
+              <w:rPr>
+                <w:rFonts w:hint="eastAsia"/>
+                <w:noProof/>
+                <w:webHidden/>
+              </w:rPr>
+              <w:instrText xml:space="preserve"> </w:instrText>
+            </w:r>
+            <w:r>
+              <w:rPr>
+                <w:noProof/>
+                <w:webHidden/>
+              </w:rPr>
+              <w:instrText>PAGEREF _Toc228189769 \h</w:instrText>
+            </w:r>
+            <w:r>
+              <w:rPr>
+                <w:rFonts w:hint="eastAsia"/>
+                <w:noProof/>
+                <w:webHidden/>
+              </w:rPr>
+              <w:instrText xml:space="preserve"> </w:instrText>
+            </w:r>
+            <w:r>
+              <w:rPr>
+                <w:rFonts w:hint="eastAsia"/>
+                <w:noProof/>
+                <w:webHidden/>
+              </w:rPr>
+            </w:r>
+            <w:r>
+              <w:rPr>
+                <w:rFonts w:hint="eastAsia"/>
+                <w:noProof/>
+                <w:webHidden/>
+              </w:rPr>
+              <w:fldChar w:fldCharType="separate"/>
+            </w:r>
+            <w:r>
+              <w:rPr>
+                <w:noProof/>
+                <w:webHidden/>
+              </w:rPr>
+              <w:t>12</w:t>
             </w:r>
             <w:r>
               <w:rPr>
@@ -2419,11 +2475,10 @@
               <w14:ligatures w14:val="standardContextual"/>
             </w:rPr>
           </w:pPr>
-          <w:hyperlink w:anchor="_Toc209452062" w:history="1">
+          <w:hyperlink w:anchor="_Toc228189770" w:history="1">
             <w:r>
               <w:rPr>
                 <w:rStyle w:val="ad"/>
-                <w:rFonts w:hint="eastAsia"/>
                 <w:noProof/>
               </w:rPr>
               <w:t xml:space="preserve">3.2 </w:t>
@@ -2431,7 +2486,6 @@
             <w:r>
               <w:rPr>
                 <w:rStyle w:val="ad"/>
-                <w:rFonts w:hint="eastAsia"/>
                 <w:noProof/>
               </w:rPr>
               <w:t>三方接口</w:t>
@@ -2465,7 +2519,7 @@
                 <w:noProof/>
                 <w:webHidden/>
               </w:rPr>
-              <w:instrText>PAGEREF _Toc209452062 \h</w:instrText>
+              <w:instrText>PAGEREF _Toc228189770 \h</w:instrText>
             </w:r>
             <w:r>
               <w:rPr>
@@ -2521,11 +2575,10 @@
               <w14:ligatures w14:val="standardContextual"/>
             </w:rPr>
           </w:pPr>
-          <w:hyperlink w:anchor="_Toc209452063" w:history="1">
+          <w:hyperlink w:anchor="_Toc228189771" w:history="1">
             <w:r>
               <w:rPr>
                 <w:rStyle w:val="ad"/>
-                <w:rFonts w:hint="eastAsia"/>
                 <w:noProof/>
               </w:rPr>
               <w:t xml:space="preserve">3.2.1 </w:t>
@@ -2533,7 +2586,6 @@
             <w:r>
               <w:rPr>
                 <w:rStyle w:val="ad"/>
-                <w:rFonts w:hint="eastAsia"/>
                 <w:noProof/>
               </w:rPr>
               <w:t>用户验证</w:t>
@@ -2567,7 +2619,7 @@
                 <w:noProof/>
                 <w:webHidden/>
               </w:rPr>
-              <w:instrText>PAGEREF _Toc209452063 \h</w:instrText>
+              <w:instrText>PAGEREF _Toc228189771 \h</w:instrText>
             </w:r>
             <w:r>
               <w:rPr>
@@ -2623,11 +2675,10 @@
               <w14:ligatures w14:val="standardContextual"/>
             </w:rPr>
           </w:pPr>
-          <w:hyperlink w:anchor="_Toc209452064" w:history="1">
+          <w:hyperlink w:anchor="_Toc228189772" w:history="1">
             <w:r>
               <w:rPr>
                 <w:rStyle w:val="ad"/>
-                <w:rFonts w:hint="eastAsia"/>
                 <w:noProof/>
               </w:rPr>
               <w:t xml:space="preserve">3.2.2 </w:t>
@@ -2635,7 +2686,6 @@
             <w:r>
               <w:rPr>
                 <w:rStyle w:val="ad"/>
-                <w:rFonts w:hint="eastAsia"/>
                 <w:noProof/>
               </w:rPr>
               <w:t>完成通知</w:t>
@@ -2669,7 +2719,7 @@
                 <w:noProof/>
                 <w:webHidden/>
               </w:rPr>
-              <w:instrText>PAGEREF _Toc209452064 \h</w:instrText>
+              <w:instrText>PAGEREF _Toc228189772 \h</w:instrText>
             </w:r>
             <w:r>
               <w:rPr>
@@ -2699,7 +2749,7 @@
                 <w:noProof/>
                 <w:webHidden/>
               </w:rPr>
-              <w:t>12</w:t>
+              <w:t>13</w:t>
             </w:r>
             <w:r>
               <w:rPr>
@@ -2725,11 +2775,10 @@
               <w14:ligatures w14:val="standardContextual"/>
             </w:rPr>
           </w:pPr>
-          <w:hyperlink w:anchor="_Toc209452065" w:history="1">
+          <w:hyperlink w:anchor="_Toc228189773" w:history="1">
             <w:r>
               <w:rPr>
                 <w:rStyle w:val="ad"/>
-                <w:rFonts w:hint="eastAsia"/>
                 <w:noProof/>
               </w:rPr>
               <w:t xml:space="preserve">3.3 </w:t>
@@ -2737,7 +2786,6 @@
             <w:r>
               <w:rPr>
                 <w:rStyle w:val="ad"/>
-                <w:rFonts w:hint="eastAsia"/>
                 <w:noProof/>
               </w:rPr>
               <w:t>上传下载</w:t>
@@ -2771,7 +2819,7 @@
                 <w:noProof/>
                 <w:webHidden/>
               </w:rPr>
-              <w:instrText>PAGEREF _Toc209452065 \h</w:instrText>
+              <w:instrText>PAGEREF _Toc228189773 \h</w:instrText>
             </w:r>
             <w:r>
               <w:rPr>
@@ -2827,11 +2875,10 @@
               <w14:ligatures w14:val="standardContextual"/>
             </w:rPr>
           </w:pPr>
-          <w:hyperlink w:anchor="_Toc209452066" w:history="1">
+          <w:hyperlink w:anchor="_Toc228189774" w:history="1">
             <w:r>
               <w:rPr>
                 <w:rStyle w:val="ad"/>
-                <w:rFonts w:hint="eastAsia"/>
                 <w:noProof/>
               </w:rPr>
               <w:t xml:space="preserve">3.3.1 </w:t>
@@ -2839,7 +2886,6 @@
             <w:r>
               <w:rPr>
                 <w:rStyle w:val="ad"/>
-                <w:rFonts w:hint="eastAsia"/>
                 <w:noProof/>
               </w:rPr>
               <w:t>上传</w:t>
@@ -2873,7 +2919,7 @@
                 <w:noProof/>
                 <w:webHidden/>
               </w:rPr>
-              <w:instrText>PAGEREF _Toc209452066 \h</w:instrText>
+              <w:instrText>PAGEREF _Toc228189774 \h</w:instrText>
             </w:r>
             <w:r>
               <w:rPr>
@@ -2929,11 +2975,10 @@
               <w14:ligatures w14:val="standardContextual"/>
             </w:rPr>
           </w:pPr>
-          <w:hyperlink w:anchor="_Toc209452067" w:history="1">
+          <w:hyperlink w:anchor="_Toc228189775" w:history="1">
             <w:r>
               <w:rPr>
                 <w:rStyle w:val="ad"/>
-                <w:rFonts w:hint="eastAsia"/>
                 <w:noProof/>
               </w:rPr>
               <w:t xml:space="preserve">3.3.2 </w:t>
@@ -2941,7 +2986,6 @@
             <w:r>
               <w:rPr>
                 <w:rStyle w:val="ad"/>
-                <w:rFonts w:hint="eastAsia"/>
                 <w:noProof/>
               </w:rPr>
               <w:t>下载</w:t>
@@ -2975,7 +3019,7 @@
                 <w:noProof/>
                 <w:webHidden/>
               </w:rPr>
-              <w:instrText>PAGEREF _Toc209452067 \h</w:instrText>
+              <w:instrText>PAGEREF _Toc228189775 \h</w:instrText>
             </w:r>
             <w:r>
               <w:rPr>
@@ -3031,11 +3075,10 @@
               <w14:ligatures w14:val="standardContextual"/>
             </w:rPr>
           </w:pPr>
-          <w:hyperlink w:anchor="_Toc209452068" w:history="1">
+          <w:hyperlink w:anchor="_Toc228189776" w:history="1">
             <w:r>
               <w:rPr>
                 <w:rStyle w:val="ad"/>
-                <w:rFonts w:hint="eastAsia"/>
                 <w:noProof/>
               </w:rPr>
               <w:t xml:space="preserve">3.4 </w:t>
@@ -3043,7 +3086,6 @@
             <w:r>
               <w:rPr>
                 <w:rStyle w:val="ad"/>
-                <w:rFonts w:hint="eastAsia"/>
                 <w:noProof/>
               </w:rPr>
               <w:t>转录动作</w:t>
@@ -3077,7 +3119,7 @@
                 <w:noProof/>
                 <w:webHidden/>
               </w:rPr>
-              <w:instrText>PAGEREF _Toc209452068 \h</w:instrText>
+              <w:instrText>PAGEREF _Toc228189776 \h</w:instrText>
             </w:r>
             <w:r>
               <w:rPr>
@@ -3107,7 +3149,7 @@
                 <w:noProof/>
                 <w:webHidden/>
               </w:rPr>
-              <w:t>13</w:t>
+              <w:t>14</w:t>
             </w:r>
             <w:r>
               <w:rPr>
@@ -3133,11 +3175,10 @@
               <w14:ligatures w14:val="standardContextual"/>
             </w:rPr>
           </w:pPr>
-          <w:hyperlink w:anchor="_Toc209452069" w:history="1">
+          <w:hyperlink w:anchor="_Toc228189777" w:history="1">
             <w:r>
               <w:rPr>
                 <w:rStyle w:val="ad"/>
-                <w:rFonts w:hint="eastAsia"/>
                 <w:noProof/>
               </w:rPr>
               <w:t xml:space="preserve">3.4.1 </w:t>
@@ -3145,7 +3186,6 @@
             <w:r>
               <w:rPr>
                 <w:rStyle w:val="ad"/>
-                <w:rFonts w:hint="eastAsia"/>
                 <w:noProof/>
               </w:rPr>
               <w:t>下载转录</w:t>
@@ -3179,7 +3219,7 @@
                 <w:noProof/>
                 <w:webHidden/>
               </w:rPr>
-              <w:instrText>PAGEREF _Toc209452069 \h</w:instrText>
+              <w:instrText>PAGEREF _Toc228189777 \h</w:instrText>
             </w:r>
             <w:r>
               <w:rPr>
@@ -3209,7 +3249,7 @@
                 <w:noProof/>
                 <w:webHidden/>
               </w:rPr>
-              <w:t>13</w:t>
+              <w:t>14</w:t>
             </w:r>
             <w:r>
               <w:rPr>
@@ -3235,11 +3275,10 @@
               <w14:ligatures w14:val="standardContextual"/>
             </w:rPr>
           </w:pPr>
-          <w:hyperlink w:anchor="_Toc209452070" w:history="1">
+          <w:hyperlink w:anchor="_Toc228189778" w:history="1">
             <w:r>
               <w:rPr>
                 <w:rStyle w:val="ad"/>
-                <w:rFonts w:hint="eastAsia"/>
                 <w:noProof/>
               </w:rPr>
               <w:t xml:space="preserve">3.4.2 </w:t>
@@ -3247,7 +3286,6 @@
             <w:r>
               <w:rPr>
                 <w:rStyle w:val="ad"/>
-                <w:rFonts w:hint="eastAsia"/>
                 <w:noProof/>
               </w:rPr>
               <w:t>上传转录</w:t>
@@ -3281,7 +3319,7 @@
                 <w:noProof/>
                 <w:webHidden/>
               </w:rPr>
-              <w:instrText>PAGEREF _Toc209452070 \h</w:instrText>
+              <w:instrText>PAGEREF _Toc228189778 \h</w:instrText>
             </w:r>
             <w:r>
               <w:rPr>
@@ -3337,11 +3375,10 @@
               <w14:ligatures w14:val="standardContextual"/>
             </w:rPr>
           </w:pPr>
-          <w:hyperlink w:anchor="_Toc209452071" w:history="1">
+          <w:hyperlink w:anchor="_Toc228189779" w:history="1">
             <w:r>
               <w:rPr>
                 <w:rStyle w:val="ad"/>
-                <w:rFonts w:hint="eastAsia"/>
                 <w:noProof/>
               </w:rPr>
               <w:t>四</w:t>
@@ -3349,7 +3386,6 @@
             <w:r>
               <w:rPr>
                 <w:rStyle w:val="ad"/>
-                <w:rFonts w:hint="eastAsia"/>
                 <w:noProof/>
               </w:rPr>
               <w:t xml:space="preserve"> </w:t>
@@ -3357,7 +3393,6 @@
             <w:r>
               <w:rPr>
                 <w:rStyle w:val="ad"/>
-                <w:rFonts w:hint="eastAsia"/>
                 <w:noProof/>
               </w:rPr>
               <w:t>配置说明</w:t>
@@ -3391,7 +3426,7 @@
                 <w:noProof/>
                 <w:webHidden/>
               </w:rPr>
-              <w:instrText>PAGEREF _Toc209452071 \h</w:instrText>
+              <w:instrText>PAGEREF _Toc228189779 \h</w:instrText>
             </w:r>
             <w:r>
               <w:rPr>
@@ -3447,11 +3482,10 @@
               <w14:ligatures w14:val="standardContextual"/>
             </w:rPr>
           </w:pPr>
-          <w:hyperlink w:anchor="_Toc209452072" w:history="1">
+          <w:hyperlink w:anchor="_Toc228189780" w:history="1">
             <w:r>
               <w:rPr>
                 <w:rStyle w:val="ad"/>
-                <w:rFonts w:hint="eastAsia"/>
                 <w:noProof/>
               </w:rPr>
               <w:t xml:space="preserve">4.1 </w:t>
@@ -3459,7 +3493,6 @@
             <w:r>
               <w:rPr>
                 <w:rStyle w:val="ad"/>
-                <w:rFonts w:hint="eastAsia"/>
                 <w:noProof/>
               </w:rPr>
               <w:t>服务器配置</w:t>
@@ -3493,7 +3526,7 @@
                 <w:noProof/>
                 <w:webHidden/>
               </w:rPr>
-              <w:instrText>PAGEREF _Toc209452072 \h</w:instrText>
+              <w:instrText>PAGEREF _Toc228189780 \h</w:instrText>
             </w:r>
             <w:r>
               <w:rPr>
@@ -3549,11 +3582,10 @@
               <w14:ligatures w14:val="standardContextual"/>
             </w:rPr>
           </w:pPr>
-          <w:hyperlink w:anchor="_Toc209452073" w:history="1">
+          <w:hyperlink w:anchor="_Toc228189781" w:history="1">
             <w:r>
               <w:rPr>
                 <w:rStyle w:val="ad"/>
-                <w:rFonts w:hint="eastAsia"/>
                 <w:noProof/>
               </w:rPr>
               <w:t xml:space="preserve">4.1.1 </w:t>
@@ -3561,7 +3593,6 @@
             <w:r>
               <w:rPr>
                 <w:rStyle w:val="ad"/>
-                <w:rFonts w:hint="eastAsia"/>
                 <w:noProof/>
               </w:rPr>
               <w:t>基本配置</w:t>
@@ -3595,7 +3626,7 @@
                 <w:noProof/>
                 <w:webHidden/>
               </w:rPr>
-              <w:instrText>PAGEREF _Toc209452073 \h</w:instrText>
+              <w:instrText>PAGEREF _Toc228189781 \h</w:instrText>
             </w:r>
             <w:r>
               <w:rPr>
@@ -3625,7 +3656,7 @@
                 <w:noProof/>
                 <w:webHidden/>
               </w:rPr>
-              <w:t>14</w:t>
+              <w:t>15</w:t>
             </w:r>
             <w:r>
               <w:rPr>
@@ -3651,11 +3682,10 @@
               <w14:ligatures w14:val="standardContextual"/>
             </w:rPr>
           </w:pPr>
-          <w:hyperlink w:anchor="_Toc209452074" w:history="1">
+          <w:hyperlink w:anchor="_Toc228189782" w:history="1">
             <w:r>
               <w:rPr>
                 <w:rStyle w:val="ad"/>
-                <w:rFonts w:hint="eastAsia"/>
                 <w:noProof/>
               </w:rPr>
               <w:t xml:space="preserve">4.1.2 </w:t>
@@ -3663,7 +3693,6 @@
             <w:r>
               <w:rPr>
                 <w:rStyle w:val="ad"/>
-                <w:rFonts w:hint="eastAsia"/>
                 <w:noProof/>
               </w:rPr>
               <w:t>最大配置</w:t>
@@ -3697,7 +3726,7 @@
                 <w:noProof/>
                 <w:webHidden/>
               </w:rPr>
-              <w:instrText>PAGEREF _Toc209452074 \h</w:instrText>
+              <w:instrText>PAGEREF _Toc228189782 \h</w:instrText>
             </w:r>
             <w:r>
               <w:rPr>
@@ -3727,7 +3756,7 @@
                 <w:noProof/>
                 <w:webHidden/>
               </w:rPr>
-              <w:t>14</w:t>
+              <w:t>15</w:t>
             </w:r>
             <w:r>
               <w:rPr>
@@ -3753,11 +3782,10 @@
               <w14:ligatures w14:val="standardContextual"/>
             </w:rPr>
           </w:pPr>
-          <w:hyperlink w:anchor="_Toc209452075" w:history="1">
+          <w:hyperlink w:anchor="_Toc228189783" w:history="1">
             <w:r>
               <w:rPr>
                 <w:rStyle w:val="ad"/>
-                <w:rFonts w:hint="eastAsia"/>
                 <w:noProof/>
               </w:rPr>
               <w:t xml:space="preserve">4.1.3 </w:t>
@@ -3765,7 +3793,6 @@
             <w:r>
               <w:rPr>
                 <w:rStyle w:val="ad"/>
-                <w:rFonts w:hint="eastAsia"/>
                 <w:noProof/>
               </w:rPr>
               <w:t>时间配置</w:t>
@@ -3799,7 +3826,7 @@
                 <w:noProof/>
                 <w:webHidden/>
               </w:rPr>
-              <w:instrText>PAGEREF _Toc209452075 \h</w:instrText>
+              <w:instrText>PAGEREF _Toc228189783 \h</w:instrText>
             </w:r>
             <w:r>
               <w:rPr>
@@ -3855,11 +3882,10 @@
               <w14:ligatures w14:val="standardContextual"/>
             </w:rPr>
           </w:pPr>
-          <w:hyperlink w:anchor="_Toc209452076" w:history="1">
+          <w:hyperlink w:anchor="_Toc228189784" w:history="1">
             <w:r>
               <w:rPr>
                 <w:rStyle w:val="ad"/>
-                <w:rFonts w:hint="eastAsia"/>
                 <w:noProof/>
               </w:rPr>
               <w:t xml:space="preserve">4.1.4 </w:t>
@@ -3867,7 +3893,6 @@
             <w:r>
               <w:rPr>
                 <w:rStyle w:val="ad"/>
-                <w:rFonts w:hint="eastAsia"/>
                 <w:noProof/>
               </w:rPr>
               <w:t>日志配置</w:t>
@@ -3901,7 +3926,7 @@
                 <w:noProof/>
                 <w:webHidden/>
               </w:rPr>
-              <w:instrText>PAGEREF _Toc209452076 \h</w:instrText>
+              <w:instrText>PAGEREF _Toc228189784 \h</w:instrText>
             </w:r>
             <w:r>
               <w:rPr>
@@ -3957,11 +3982,10 @@
               <w14:ligatures w14:val="standardContextual"/>
             </w:rPr>
           </w:pPr>
-          <w:hyperlink w:anchor="_Toc209452077" w:history="1">
+          <w:hyperlink w:anchor="_Toc228189785" w:history="1">
             <w:r>
               <w:rPr>
                 <w:rStyle w:val="ad"/>
-                <w:rFonts w:hint="eastAsia"/>
                 <w:noProof/>
               </w:rPr>
               <w:t xml:space="preserve">4.1.5 </w:t>
@@ -3969,7 +3993,6 @@
             <w:r>
               <w:rPr>
                 <w:rStyle w:val="ad"/>
-                <w:rFonts w:hint="eastAsia"/>
                 <w:noProof/>
               </w:rPr>
               <w:t>数据库配置</w:t>
@@ -4003,7 +4026,7 @@
                 <w:noProof/>
                 <w:webHidden/>
               </w:rPr>
-              <w:instrText>PAGEREF _Toc209452077 \h</w:instrText>
+              <w:instrText>PAGEREF _Toc228189785 \h</w:instrText>
             </w:r>
             <w:r>
               <w:rPr>
@@ -4059,11 +4082,10 @@
               <w14:ligatures w14:val="standardContextual"/>
             </w:rPr>
           </w:pPr>
-          <w:hyperlink w:anchor="_Toc209452078" w:history="1">
+          <w:hyperlink w:anchor="_Toc228189786" w:history="1">
             <w:r>
               <w:rPr>
                 <w:rStyle w:val="ad"/>
-                <w:rFonts w:hint="eastAsia"/>
                 <w:noProof/>
               </w:rPr>
               <w:t xml:space="preserve">4.1.6 </w:t>
@@ -4071,7 +4093,6 @@
             <w:r>
               <w:rPr>
                 <w:rStyle w:val="ad"/>
-                <w:rFonts w:hint="eastAsia"/>
                 <w:noProof/>
               </w:rPr>
               <w:t>存储配置</w:t>
@@ -4105,7 +4126,7 @@
                 <w:noProof/>
                 <w:webHidden/>
               </w:rPr>
-              <w:instrText>PAGEREF _Toc209452078 \h</w:instrText>
+              <w:instrText>PAGEREF _Toc228189786 \h</w:instrText>
             </w:r>
             <w:r>
               <w:rPr>
@@ -4135,7 +4156,7 @@
                 <w:noProof/>
                 <w:webHidden/>
               </w:rPr>
-              <w:t>15</w:t>
+              <w:t>16</w:t>
             </w:r>
             <w:r>
               <w:rPr>
@@ -4161,11 +4182,10 @@
               <w14:ligatures w14:val="standardContextual"/>
             </w:rPr>
           </w:pPr>
-          <w:hyperlink w:anchor="_Toc209452079" w:history="1">
+          <w:hyperlink w:anchor="_Toc228189787" w:history="1">
             <w:r>
               <w:rPr>
                 <w:rStyle w:val="ad"/>
-                <w:rFonts w:hint="eastAsia"/>
                 <w:noProof/>
               </w:rPr>
               <w:t xml:space="preserve">4.1.7 </w:t>
@@ -4173,7 +4193,6 @@
             <w:r>
               <w:rPr>
                 <w:rStyle w:val="ad"/>
-                <w:rFonts w:hint="eastAsia"/>
                 <w:noProof/>
               </w:rPr>
               <w:t>代理配置</w:t>
@@ -4207,7 +4226,7 @@
                 <w:noProof/>
                 <w:webHidden/>
               </w:rPr>
-              <w:instrText>PAGEREF _Toc209452079 \h</w:instrText>
+              <w:instrText>PAGEREF _Toc228189787 \h</w:instrText>
             </w:r>
             <w:r>
               <w:rPr>
@@ -4237,7 +4256,7 @@
                 <w:noProof/>
                 <w:webHidden/>
               </w:rPr>
-              <w:t>15</w:t>
+              <w:t>16</w:t>
             </w:r>
             <w:r>
               <w:rPr>
@@ -4263,11 +4282,10 @@
               <w14:ligatures w14:val="standardContextual"/>
             </w:rPr>
           </w:pPr>
-          <w:hyperlink w:anchor="_Toc209452080" w:history="1">
+          <w:hyperlink w:anchor="_Toc228189788" w:history="1">
             <w:r>
               <w:rPr>
                 <w:rStyle w:val="ad"/>
-                <w:rFonts w:hint="eastAsia"/>
                 <w:noProof/>
               </w:rPr>
               <w:t xml:space="preserve">4.1.8 </w:t>
@@ -4275,7 +4293,6 @@
             <w:r>
               <w:rPr>
                 <w:rStyle w:val="ad"/>
-                <w:rFonts w:hint="eastAsia"/>
                 <w:noProof/>
               </w:rPr>
               <w:t>限制配置</w:t>
@@ -4309,7 +4326,7 @@
                 <w:noProof/>
                 <w:webHidden/>
               </w:rPr>
-              <w:instrText>PAGEREF _Toc209452080 \h</w:instrText>
+              <w:instrText>PAGEREF _Toc228189788 \h</w:instrText>
             </w:r>
             <w:r>
               <w:rPr>
@@ -4365,11 +4382,10 @@
               <w14:ligatures w14:val="standardContextual"/>
             </w:rPr>
           </w:pPr>
-          <w:hyperlink w:anchor="_Toc209452081" w:history="1">
+          <w:hyperlink w:anchor="_Toc228189789" w:history="1">
             <w:r>
               <w:rPr>
                 <w:rStyle w:val="ad"/>
-                <w:rFonts w:hint="eastAsia"/>
                 <w:noProof/>
               </w:rPr>
               <w:t>4.1.9 P2XP</w:t>
@@ -4377,7 +4393,6 @@
             <w:r>
               <w:rPr>
                 <w:rStyle w:val="ad"/>
-                <w:rFonts w:hint="eastAsia"/>
                 <w:noProof/>
               </w:rPr>
               <w:t>配置</w:t>
@@ -4411,7 +4426,7 @@
                 <w:noProof/>
                 <w:webHidden/>
               </w:rPr>
-              <w:instrText>PAGEREF _Toc209452081 \h</w:instrText>
+              <w:instrText>PAGEREF _Toc228189789 \h</w:instrText>
             </w:r>
             <w:r>
               <w:rPr>
@@ -4467,11 +4482,10 @@
               <w14:ligatures w14:val="standardContextual"/>
             </w:rPr>
           </w:pPr>
-          <w:hyperlink w:anchor="_Toc209452082" w:history="1">
+          <w:hyperlink w:anchor="_Toc228189790" w:history="1">
             <w:r>
               <w:rPr>
                 <w:rStyle w:val="ad"/>
-                <w:rFonts w:hint="eastAsia"/>
                 <w:noProof/>
               </w:rPr>
               <w:t xml:space="preserve">4.1.10 </w:t>
@@ -4479,7 +4493,6 @@
             <w:r>
               <w:rPr>
                 <w:rStyle w:val="ad"/>
-                <w:rFonts w:hint="eastAsia"/>
                 <w:noProof/>
               </w:rPr>
               <w:t>证书配置</w:t>
@@ -4513,7 +4526,7 @@
                 <w:noProof/>
                 <w:webHidden/>
               </w:rPr>
-              <w:instrText>PAGEREF _Toc209452082 \h</w:instrText>
+              <w:instrText>PAGEREF _Toc228189790 \h</w:instrText>
             </w:r>
             <w:r>
               <w:rPr>
@@ -4569,11 +4582,10 @@
               <w14:ligatures w14:val="standardContextual"/>
             </w:rPr>
           </w:pPr>
-          <w:hyperlink w:anchor="_Toc209452083" w:history="1">
+          <w:hyperlink w:anchor="_Toc228189791" w:history="1">
             <w:r>
               <w:rPr>
                 <w:rStyle w:val="ad"/>
-                <w:rFonts w:hint="eastAsia"/>
                 <w:noProof/>
               </w:rPr>
               <w:t xml:space="preserve">4.1.11 </w:t>
@@ -4581,7 +4593,6 @@
             <w:r>
               <w:rPr>
                 <w:rStyle w:val="ad"/>
-                <w:rFonts w:hint="eastAsia"/>
                 <w:noProof/>
               </w:rPr>
               <w:t>信息收集配置</w:t>
@@ -4615,7 +4626,7 @@
                 <w:noProof/>
                 <w:webHidden/>
               </w:rPr>
-              <w:instrText>PAGEREF _Toc209452083 \h</w:instrText>
+              <w:instrText>PAGEREF _Toc228189791 \h</w:instrText>
             </w:r>
             <w:r>
               <w:rPr>
@@ -4645,7 +4656,7 @@
                 <w:noProof/>
                 <w:webHidden/>
               </w:rPr>
-              <w:t>16</w:t>
+              <w:t>17</w:t>
             </w:r>
             <w:r>
               <w:rPr>
@@ -4671,11 +4682,10 @@
               <w14:ligatures w14:val="standardContextual"/>
             </w:rPr>
           </w:pPr>
-          <w:hyperlink w:anchor="_Toc209452084" w:history="1">
+          <w:hyperlink w:anchor="_Toc228189792" w:history="1">
             <w:r>
               <w:rPr>
                 <w:rStyle w:val="ad"/>
-                <w:rFonts w:hint="eastAsia"/>
                 <w:noProof/>
               </w:rPr>
               <w:t xml:space="preserve">4.1.12 </w:t>
@@ -4683,7 +4693,6 @@
             <w:r>
               <w:rPr>
                 <w:rStyle w:val="ad"/>
-                <w:rFonts w:hint="eastAsia"/>
                 <w:noProof/>
               </w:rPr>
               <w:t>转录动作配置</w:t>
@@ -4717,7 +4726,7 @@
                 <w:noProof/>
                 <w:webHidden/>
               </w:rPr>
-              <w:instrText>PAGEREF _Toc209452084 \h</w:instrText>
+              <w:instrText>PAGEREF _Toc228189792 \h</w:instrText>
             </w:r>
             <w:r>
               <w:rPr>
@@ -4747,7 +4756,7 @@
                 <w:noProof/>
                 <w:webHidden/>
               </w:rPr>
-              <w:t>16</w:t>
+              <w:t>17</w:t>
             </w:r>
             <w:r>
               <w:rPr>
@@ -4773,11 +4782,10 @@
               <w14:ligatures w14:val="standardContextual"/>
             </w:rPr>
           </w:pPr>
-          <w:hyperlink w:anchor="_Toc209452085" w:history="1">
+          <w:hyperlink w:anchor="_Toc228189793" w:history="1">
             <w:r>
               <w:rPr>
                 <w:rStyle w:val="ad"/>
-                <w:rFonts w:hint="eastAsia"/>
                 <w:noProof/>
               </w:rPr>
               <w:t xml:space="preserve">4.2 </w:t>
@@ -4785,7 +4793,6 @@
             <w:r>
               <w:rPr>
                 <w:rStyle w:val="ad"/>
-                <w:rFonts w:hint="eastAsia"/>
                 <w:noProof/>
               </w:rPr>
               <w:t>分布式配置</w:t>
@@ -4819,7 +4826,7 @@
                 <w:noProof/>
                 <w:webHidden/>
               </w:rPr>
-              <w:instrText>PAGEREF _Toc209452085 \h</w:instrText>
+              <w:instrText>PAGEREF _Toc228189793 \h</w:instrText>
             </w:r>
             <w:r>
               <w:rPr>
@@ -4875,11 +4882,10 @@
               <w14:ligatures w14:val="standardContextual"/>
             </w:rPr>
           </w:pPr>
-          <w:hyperlink w:anchor="_Toc209452086" w:history="1">
+          <w:hyperlink w:anchor="_Toc228189794" w:history="1">
             <w:r>
               <w:rPr>
                 <w:rStyle w:val="ad"/>
-                <w:rFonts w:hint="eastAsia"/>
                 <w:noProof/>
               </w:rPr>
               <w:t xml:space="preserve">4.2.1 </w:t>
@@ -4887,7 +4893,6 @@
             <w:r>
               <w:rPr>
                 <w:rStyle w:val="ad"/>
-                <w:rFonts w:hint="eastAsia"/>
                 <w:noProof/>
               </w:rPr>
               <w:t>基本配置</w:t>
@@ -4921,7 +4926,7 @@
                 <w:noProof/>
                 <w:webHidden/>
               </w:rPr>
-              <w:instrText>PAGEREF _Toc209452086 \h</w:instrText>
+              <w:instrText>PAGEREF _Toc228189794 \h</w:instrText>
             </w:r>
             <w:r>
               <w:rPr>
@@ -4977,11 +4982,10 @@
               <w14:ligatures w14:val="standardContextual"/>
             </w:rPr>
           </w:pPr>
-          <w:hyperlink w:anchor="_Toc209452087" w:history="1">
+          <w:hyperlink w:anchor="_Toc228189795" w:history="1">
             <w:r>
               <w:rPr>
                 <w:rStyle w:val="ad"/>
-                <w:rFonts w:hint="eastAsia"/>
                 <w:noProof/>
               </w:rPr>
               <w:t xml:space="preserve">4.2.2 </w:t>
@@ -4989,7 +4993,6 @@
             <w:r>
               <w:rPr>
                 <w:rStyle w:val="ad"/>
-                <w:rFonts w:hint="eastAsia"/>
                 <w:noProof/>
               </w:rPr>
               <w:t>负载均衡</w:t>
@@ -5023,7 +5026,7 @@
                 <w:noProof/>
                 <w:webHidden/>
               </w:rPr>
-              <w:instrText>PAGEREF _Toc209452087 \h</w:instrText>
+              <w:instrText>PAGEREF _Toc228189795 \h</w:instrText>
             </w:r>
             <w:r>
               <w:rPr>
@@ -5079,11 +5082,10 @@
               <w14:ligatures w14:val="standardContextual"/>
             </w:rPr>
           </w:pPr>
-          <w:hyperlink w:anchor="_Toc209452088" w:history="1">
+          <w:hyperlink w:anchor="_Toc228189796" w:history="1">
             <w:r>
               <w:rPr>
                 <w:rStyle w:val="ad"/>
-                <w:rFonts w:hint="eastAsia"/>
                 <w:noProof/>
               </w:rPr>
               <w:t xml:space="preserve">4.2.3 </w:t>
@@ -5091,7 +5093,6 @@
             <w:r>
               <w:rPr>
                 <w:rStyle w:val="ad"/>
-                <w:rFonts w:hint="eastAsia"/>
                 <w:noProof/>
               </w:rPr>
               <w:t>本地负载</w:t>
@@ -5125,7 +5126,7 @@
                 <w:noProof/>
                 <w:webHidden/>
               </w:rPr>
-              <w:instrText>PAGEREF _Toc209452088 \h</w:instrText>
+              <w:instrText>PAGEREF _Toc228189796 \h</w:instrText>
             </w:r>
             <w:r>
               <w:rPr>
@@ -5181,11 +5182,10 @@
               <w14:ligatures w14:val="standardContextual"/>
             </w:rPr>
           </w:pPr>
-          <w:hyperlink w:anchor="_Toc209452089" w:history="1">
+          <w:hyperlink w:anchor="_Toc228189797" w:history="1">
             <w:r>
               <w:rPr>
                 <w:rStyle w:val="ad"/>
-                <w:rFonts w:hint="eastAsia"/>
                 <w:noProof/>
               </w:rPr>
               <w:t xml:space="preserve">4.2.4 </w:t>
@@ -5193,7 +5193,6 @@
             <w:r>
               <w:rPr>
                 <w:rStyle w:val="ad"/>
-                <w:rFonts w:hint="eastAsia"/>
                 <w:noProof/>
               </w:rPr>
               <w:t>负载属性</w:t>
@@ -5227,7 +5226,7 @@
                 <w:noProof/>
                 <w:webHidden/>
               </w:rPr>
-              <w:instrText>PAGEREF _Toc209452089 \h</w:instrText>
+              <w:instrText>PAGEREF _Toc228189797 \h</w:instrText>
             </w:r>
             <w:r>
               <w:rPr>
@@ -5257,7 +5256,7 @@
                 <w:noProof/>
                 <w:webHidden/>
               </w:rPr>
-              <w:t>17</w:t>
+              <w:t>18</w:t>
             </w:r>
             <w:r>
               <w:rPr>
@@ -5283,11 +5282,10 @@
               <w14:ligatures w14:val="standardContextual"/>
             </w:rPr>
           </w:pPr>
-          <w:hyperlink w:anchor="_Toc209452090" w:history="1">
+          <w:hyperlink w:anchor="_Toc228189798" w:history="1">
             <w:r>
               <w:rPr>
                 <w:rStyle w:val="ad"/>
-                <w:rFonts w:hint="eastAsia"/>
                 <w:noProof/>
               </w:rPr>
               <w:t>五</w:t>
@@ -5295,7 +5293,6 @@
             <w:r>
               <w:rPr>
                 <w:rStyle w:val="ad"/>
-                <w:rFonts w:hint="eastAsia"/>
                 <w:noProof/>
               </w:rPr>
               <w:t xml:space="preserve"> </w:t>
@@ -5303,7 +5300,6 @@
             <w:r>
               <w:rPr>
                 <w:rStyle w:val="ad"/>
-                <w:rFonts w:hint="eastAsia"/>
                 <w:noProof/>
               </w:rPr>
               <w:t>高级配置</w:t>
@@ -5337,7 +5333,7 @@
                 <w:noProof/>
                 <w:webHidden/>
               </w:rPr>
-              <w:instrText>PAGEREF _Toc209452090 \h</w:instrText>
+              <w:instrText>PAGEREF _Toc228189798 \h</w:instrText>
             </w:r>
             <w:r>
               <w:rPr>
@@ -5393,11 +5389,10 @@
               <w14:ligatures w14:val="standardContextual"/>
             </w:rPr>
           </w:pPr>
-          <w:hyperlink w:anchor="_Toc209452091" w:history="1">
+          <w:hyperlink w:anchor="_Toc228189799" w:history="1">
             <w:r>
               <w:rPr>
                 <w:rStyle w:val="ad"/>
-                <w:rFonts w:hint="eastAsia"/>
                 <w:noProof/>
               </w:rPr>
               <w:t xml:space="preserve">5.1 </w:t>
@@ -5405,7 +5400,6 @@
             <w:r>
               <w:rPr>
                 <w:rStyle w:val="ad"/>
-                <w:rFonts w:hint="eastAsia"/>
                 <w:noProof/>
               </w:rPr>
               <w:t>分布式</w:t>
@@ -5439,7 +5433,7 @@
                 <w:noProof/>
                 <w:webHidden/>
               </w:rPr>
-              <w:instrText>PAGEREF _Toc209452091 \h</w:instrText>
+              <w:instrText>PAGEREF _Toc228189799 \h</w:instrText>
             </w:r>
             <w:r>
               <w:rPr>
@@ -5495,11 +5489,10 @@
               <w14:ligatures w14:val="standardContextual"/>
             </w:rPr>
           </w:pPr>
-          <w:hyperlink w:anchor="_Toc209452092" w:history="1">
+          <w:hyperlink w:anchor="_Toc228189800" w:history="1">
             <w:r>
               <w:rPr>
                 <w:rStyle w:val="ad"/>
-                <w:rFonts w:hint="eastAsia"/>
                 <w:noProof/>
               </w:rPr>
               <w:t xml:space="preserve">5.1.1 </w:t>
@@ -5507,7 +5500,6 @@
             <w:r>
               <w:rPr>
                 <w:rStyle w:val="ad"/>
-                <w:rFonts w:hint="eastAsia"/>
                 <w:noProof/>
               </w:rPr>
               <w:t>网络分布式</w:t>
@@ -5541,7 +5533,7 @@
                 <w:noProof/>
                 <w:webHidden/>
               </w:rPr>
-              <w:instrText>PAGEREF _Toc209452092 \h</w:instrText>
+              <w:instrText>PAGEREF _Toc228189800 \h</w:instrText>
             </w:r>
             <w:r>
               <w:rPr>
@@ -5597,11 +5589,10 @@
               <w14:ligatures w14:val="standardContextual"/>
             </w:rPr>
           </w:pPr>
-          <w:hyperlink w:anchor="_Toc209452093" w:history="1">
+          <w:hyperlink w:anchor="_Toc228189801" w:history="1">
             <w:r>
               <w:rPr>
                 <w:rStyle w:val="ad"/>
-                <w:rFonts w:hint="eastAsia"/>
                 <w:noProof/>
               </w:rPr>
               <w:t xml:space="preserve">5.1.2 </w:t>
@@ -5609,7 +5600,6 @@
             <w:r>
               <w:rPr>
                 <w:rStyle w:val="ad"/>
-                <w:rFonts w:hint="eastAsia"/>
                 <w:noProof/>
               </w:rPr>
               <w:t>存储分布式</w:t>
@@ -5643,7 +5633,7 @@
                 <w:noProof/>
                 <w:webHidden/>
               </w:rPr>
-              <w:instrText>PAGEREF _Toc209452093 \h</w:instrText>
+              <w:instrText>PAGEREF _Toc228189801 \h</w:instrText>
             </w:r>
             <w:r>
               <w:rPr>
@@ -5699,11 +5689,10 @@
               <w14:ligatures w14:val="standardContextual"/>
             </w:rPr>
           </w:pPr>
-          <w:hyperlink w:anchor="_Toc209452094" w:history="1">
+          <w:hyperlink w:anchor="_Toc228189802" w:history="1">
             <w:r>
               <w:rPr>
                 <w:rStyle w:val="ad"/>
-                <w:rFonts w:hint="eastAsia"/>
                 <w:noProof/>
               </w:rPr>
               <w:t>5.2 HTTPS</w:t>
@@ -5737,7 +5726,7 @@
                 <w:noProof/>
                 <w:webHidden/>
               </w:rPr>
-              <w:instrText>PAGEREF _Toc209452094 \h</w:instrText>
+              <w:instrText>PAGEREF _Toc228189802 \h</w:instrText>
             </w:r>
             <w:r>
               <w:rPr>
@@ -5767,7 +5756,7 @@
                 <w:noProof/>
                 <w:webHidden/>
               </w:rPr>
-              <w:t>18</w:t>
+              <w:t>19</w:t>
             </w:r>
             <w:r>
               <w:rPr>
@@ -5793,11 +5782,10 @@
               <w14:ligatures w14:val="standardContextual"/>
             </w:rPr>
           </w:pPr>
-          <w:hyperlink w:anchor="_Toc209452095" w:history="1">
+          <w:hyperlink w:anchor="_Toc228189803" w:history="1">
             <w:r>
               <w:rPr>
                 <w:rStyle w:val="ad"/>
-                <w:rFonts w:hint="eastAsia"/>
                 <w:noProof/>
               </w:rPr>
               <w:t xml:space="preserve">5.3 </w:t>
@@ -5805,7 +5793,6 @@
             <w:r>
               <w:rPr>
                 <w:rStyle w:val="ad"/>
-                <w:rFonts w:hint="eastAsia"/>
                 <w:noProof/>
               </w:rPr>
               <w:t>信息收集</w:t>
@@ -5839,7 +5826,7 @@
                 <w:noProof/>
                 <w:webHidden/>
               </w:rPr>
-              <w:instrText>PAGEREF _Toc209452095 \h</w:instrText>
+              <w:instrText>PAGEREF _Toc228189803 \h</w:instrText>
             </w:r>
             <w:r>
               <w:rPr>
@@ -5869,7 +5856,7 @@
                 <w:noProof/>
                 <w:webHidden/>
               </w:rPr>
-              <w:t>18</w:t>
+              <w:t>19</w:t>
             </w:r>
             <w:r>
               <w:rPr>
@@ -5895,11 +5882,10 @@
               <w14:ligatures w14:val="standardContextual"/>
             </w:rPr>
           </w:pPr>
-          <w:hyperlink w:anchor="_Toc209452096" w:history="1">
+          <w:hyperlink w:anchor="_Toc228189804" w:history="1">
             <w:r>
               <w:rPr>
                 <w:rStyle w:val="ad"/>
-                <w:rFonts w:hint="eastAsia"/>
                 <w:noProof/>
               </w:rPr>
               <w:t>FAQ</w:t>
@@ -5933,7 +5919,7 @@
                 <w:noProof/>
                 <w:webHidden/>
               </w:rPr>
-              <w:instrText>PAGEREF _Toc209452096 \h</w:instrText>
+              <w:instrText>PAGEREF _Toc228189804 \h</w:instrText>
             </w:r>
             <w:r>
               <w:rPr>
@@ -5989,11 +5975,10 @@
               <w14:ligatures w14:val="standardContextual"/>
             </w:rPr>
           </w:pPr>
-          <w:hyperlink w:anchor="_Toc209452097" w:history="1">
+          <w:hyperlink w:anchor="_Toc228189805" w:history="1">
             <w:r>
               <w:rPr>
                 <w:rStyle w:val="ad"/>
-                <w:rFonts w:hint="eastAsia"/>
                 <w:noProof/>
               </w:rPr>
               <w:t>附录</w:t>
@@ -6027,7 +6012,7 @@
                 <w:noProof/>
                 <w:webHidden/>
               </w:rPr>
-              <w:instrText>PAGEREF _Toc209452097 \h</w:instrText>
+              <w:instrText>PAGEREF _Toc228189805 \h</w:instrText>
             </w:r>
             <w:r>
               <w:rPr>
@@ -6083,11 +6068,10 @@
               <w14:ligatures w14:val="standardContextual"/>
             </w:rPr>
           </w:pPr>
-          <w:hyperlink w:anchor="_Toc209452098" w:history="1">
+          <w:hyperlink w:anchor="_Toc228189806" w:history="1">
             <w:r>
               <w:rPr>
                 <w:rStyle w:val="ad"/>
-                <w:rFonts w:hint="eastAsia"/>
                 <w:noProof/>
               </w:rPr>
               <w:t>附录</w:t>
@@ -6095,7 +6079,6 @@
             <w:r>
               <w:rPr>
                 <w:rStyle w:val="ad"/>
-                <w:rFonts w:hint="eastAsia"/>
                 <w:noProof/>
               </w:rPr>
               <w:t xml:space="preserve">1 </w:t>
@@ -6103,7 +6086,6 @@
             <w:r>
               <w:rPr>
                 <w:rStyle w:val="ad"/>
-                <w:rFonts w:hint="eastAsia"/>
                 <w:noProof/>
               </w:rPr>
               <w:t>类型定义</w:t>
@@ -6137,7 +6119,7 @@
                 <w:noProof/>
                 <w:webHidden/>
               </w:rPr>
-              <w:instrText>PAGEREF _Toc209452098 \h</w:instrText>
+              <w:instrText>PAGEREF _Toc228189806 \h</w:instrText>
             </w:r>
             <w:r>
               <w:rPr>
@@ -6193,11 +6175,10 @@
               <w14:ligatures w14:val="standardContextual"/>
             </w:rPr>
           </w:pPr>
-          <w:hyperlink w:anchor="_Toc209452099" w:history="1">
+          <w:hyperlink w:anchor="_Toc228189807" w:history="1">
             <w:r>
               <w:rPr>
                 <w:rStyle w:val="ad"/>
-                <w:rFonts w:hint="eastAsia"/>
                 <w:noProof/>
               </w:rPr>
               <w:t>附录</w:t>
@@ -6205,7 +6186,6 @@
             <w:r>
               <w:rPr>
                 <w:rStyle w:val="ad"/>
-                <w:rFonts w:hint="eastAsia"/>
                 <w:noProof/>
               </w:rPr>
               <w:t xml:space="preserve">2 </w:t>
@@ -6213,7 +6193,6 @@
             <w:r>
               <w:rPr>
                 <w:rStyle w:val="ad"/>
-                <w:rFonts w:hint="eastAsia"/>
                 <w:noProof/>
               </w:rPr>
               <w:t>协议定义</w:t>
@@ -6247,7 +6226,7 @@
                 <w:noProof/>
                 <w:webHidden/>
               </w:rPr>
-              <w:instrText>PAGEREF _Toc209452099 \h</w:instrText>
+              <w:instrText>PAGEREF _Toc228189807 \h</w:instrText>
             </w:r>
             <w:r>
               <w:rPr>
@@ -6303,11 +6282,10 @@
               <w14:ligatures w14:val="standardContextual"/>
             </w:rPr>
           </w:pPr>
-          <w:hyperlink w:anchor="_Toc209452100" w:history="1">
+          <w:hyperlink w:anchor="_Toc228189808" w:history="1">
             <w:r>
               <w:rPr>
                 <w:rStyle w:val="ad"/>
-                <w:rFonts w:hint="eastAsia"/>
                 <w:noProof/>
               </w:rPr>
               <w:t>附录</w:t>
@@ -6315,7 +6293,6 @@
             <w:r>
               <w:rPr>
                 <w:rStyle w:val="ad"/>
-                <w:rFonts w:hint="eastAsia"/>
                 <w:noProof/>
               </w:rPr>
               <w:t xml:space="preserve">3 </w:t>
@@ -6323,7 +6300,6 @@
             <w:r>
               <w:rPr>
                 <w:rStyle w:val="ad"/>
-                <w:rFonts w:hint="eastAsia"/>
                 <w:noProof/>
               </w:rPr>
               <w:t>转换定义</w:t>
@@ -6357,7 +6333,7 @@
                 <w:noProof/>
                 <w:webHidden/>
               </w:rPr>
-              <w:instrText>PAGEREF _Toc209452100 \h</w:instrText>
+              <w:instrText>PAGEREF _Toc228189808 \h</w:instrText>
             </w:r>
             <w:r>
               <w:rPr>
@@ -6413,11 +6389,10 @@
               <w14:ligatures w14:val="standardContextual"/>
             </w:rPr>
           </w:pPr>
-          <w:hyperlink w:anchor="_Toc209452101" w:history="1">
+          <w:hyperlink w:anchor="_Toc228189809" w:history="1">
             <w:r>
               <w:rPr>
                 <w:rStyle w:val="ad"/>
-                <w:rFonts w:hint="eastAsia"/>
                 <w:noProof/>
               </w:rPr>
               <w:t>附录</w:t>
@@ -6425,7 +6400,6 @@
             <w:r>
               <w:rPr>
                 <w:rStyle w:val="ad"/>
-                <w:rFonts w:hint="eastAsia"/>
                 <w:noProof/>
               </w:rPr>
               <w:t xml:space="preserve">4 </w:t>
@@ -6433,7 +6407,6 @@
             <w:r>
               <w:rPr>
                 <w:rStyle w:val="ad"/>
-                <w:rFonts w:hint="eastAsia"/>
                 <w:noProof/>
               </w:rPr>
               <w:t>更新历史</w:t>
@@ -6467,7 +6440,7 @@
                 <w:noProof/>
                 <w:webHidden/>
               </w:rPr>
-              <w:instrText>PAGEREF _Toc209452101 \h</w:instrText>
+              <w:instrText>PAGEREF _Toc228189809 \h</w:instrText>
             </w:r>
             <w:r>
               <w:rPr>
@@ -6497,7 +6470,7 @@
                 <w:noProof/>
                 <w:webHidden/>
               </w:rPr>
-              <w:t>19</w:t>
+              <w:t>20</w:t>
             </w:r>
             <w:r>
               <w:rPr>
@@ -6520,7 +6493,6 @@
         </w:p>
       </w:sdtContent>
     </w:sdt>
-    <w:p/>
     <w:p/>
     <w:p/>
     <w:p/>
@@ -6782,7 +6754,7 @@
               <w:rPr>
                 <w:rFonts w:hint="eastAsia"/>
               </w:rPr>
-              <w:t>21</w:t>
+              <w:t>22</w:t>
             </w:r>
             <w:r>
               <w:rPr>
@@ -6858,9 +6830,6 @@
           <w:p>
             <w:pPr>
               <w:pStyle w:val="af"/>
-              <w:rPr>
-                <w:rFonts w:hint="eastAsia"/>
-              </w:rPr>
             </w:pPr>
             <w:r>
               <w:rPr>
@@ -6872,7 +6841,7 @@
               <w:rPr>
                 <w:rFonts w:hint="eastAsia"/>
               </w:rPr>
-              <w:t>5</w:t>
+              <w:t>6</w:t>
             </w:r>
             <w:r>
               <w:t>-</w:t>
@@ -6887,7 +6856,7 @@
               <w:rPr>
                 <w:rFonts w:hint="eastAsia"/>
               </w:rPr>
-              <w:t>9</w:t>
+              <w:t>4</w:t>
             </w:r>
             <w:r>
               <w:t>-</w:t>
@@ -6896,7 +6865,13 @@
               <w:rPr>
                 <w:rFonts w:hint="eastAsia"/>
               </w:rPr>
-              <w:t>22</w:t>
+              <w:t>2</w:t>
+            </w:r>
+            <w:r>
+              <w:rPr>
+                <w:rFonts w:hint="eastAsia"/>
+              </w:rPr>
+              <w:t>7</w:t>
             </w:r>
           </w:p>
         </w:tc>
@@ -6993,7 +6968,7 @@
       <w:pPr>
         <w:pStyle w:val="1"/>
       </w:pPr>
-      <w:bookmarkStart w:id="1" w:name="_Toc209452040"/>
+      <w:bookmarkStart w:id="1" w:name="_Toc228189747"/>
       <w:r>
         <w:rPr>
           <w:rFonts w:hint="eastAsia"/>
@@ -7007,7 +6982,7 @@
       <w:pPr>
         <w:pStyle w:val="2"/>
       </w:pPr>
-      <w:bookmarkStart w:id="2" w:name="_Toc209452041"/>
+      <w:bookmarkStart w:id="2" w:name="_Toc228189748"/>
       <w:r>
         <w:rPr>
           <w:rFonts w:hint="eastAsia"/>
@@ -7049,7 +7024,7 @@
       <w:pPr>
         <w:pStyle w:val="2"/>
       </w:pPr>
-      <w:bookmarkStart w:id="3" w:name="_Toc209452042"/>
+      <w:bookmarkStart w:id="3" w:name="_Toc228189749"/>
       <w:r>
         <w:rPr>
           <w:rFonts w:hint="eastAsia"/>
@@ -7082,7 +7057,7 @@
       <w:pPr>
         <w:pStyle w:val="2"/>
       </w:pPr>
-      <w:bookmarkStart w:id="4" w:name="_Toc209452043"/>
+      <w:bookmarkStart w:id="4" w:name="_Toc228189750"/>
       <w:r>
         <w:rPr>
           <w:rFonts w:hint="eastAsia"/>
@@ -7152,7 +7127,7 @@
       <w:pPr>
         <w:pStyle w:val="1"/>
       </w:pPr>
-      <w:bookmarkStart w:id="5" w:name="_Toc209452044"/>
+      <w:bookmarkStart w:id="5" w:name="_Toc228189751"/>
       <w:proofErr w:type="gramStart"/>
       <w:r>
         <w:rPr>
@@ -7386,7 +7361,7 @@
         </w:rPr>
         <w:t xml:space="preserve"> </w:t>
       </w:r>
-      <w:bookmarkStart w:id="6" w:name="_Toc209452045"/>
+      <w:bookmarkStart w:id="6" w:name="_Toc228189752"/>
       <w:r>
         <w:rPr>
           <w:rFonts w:hint="eastAsia"/>
@@ -7684,7 +7659,7 @@
         </w:rPr>
         <w:t xml:space="preserve"> </w:t>
       </w:r>
-      <w:bookmarkStart w:id="7" w:name="_Toc209452046"/>
+      <w:bookmarkStart w:id="7" w:name="_Toc228189753"/>
       <w:r>
         <w:rPr>
           <w:rFonts w:hint="eastAsia"/>
@@ -7819,7 +7794,7 @@
         <w:lastRenderedPageBreak/>
         <w:t xml:space="preserve"> </w:t>
       </w:r>
-      <w:bookmarkStart w:id="8" w:name="_Toc209452047"/>
+      <w:bookmarkStart w:id="8" w:name="_Toc228189754"/>
       <w:r>
         <w:rPr>
           <w:rFonts w:hint="eastAsia"/>
@@ -8030,7 +8005,7 @@
       <w:pPr>
         <w:pStyle w:val="2"/>
       </w:pPr>
-      <w:bookmarkStart w:id="9" w:name="_Toc209452048"/>
+      <w:bookmarkStart w:id="9" w:name="_Toc228189755"/>
       <w:r>
         <w:rPr>
           <w:rFonts w:hint="eastAsia"/>
@@ -8194,7 +8169,7 @@
       <w:pPr>
         <w:pStyle w:val="1"/>
       </w:pPr>
-      <w:bookmarkStart w:id="10" w:name="_Toc209452049"/>
+      <w:bookmarkStart w:id="10" w:name="_Toc228189756"/>
       <w:r>
         <w:rPr>
           <w:rFonts w:hint="eastAsia"/>
@@ -8219,7 +8194,7 @@
       <w:pPr>
         <w:pStyle w:val="2"/>
       </w:pPr>
-      <w:bookmarkStart w:id="11" w:name="_Toc209452050"/>
+      <w:bookmarkStart w:id="11" w:name="_Toc228189757"/>
       <w:r>
         <w:rPr>
           <w:rFonts w:hint="eastAsia"/>
@@ -8468,7 +8443,7 @@
       <w:pPr>
         <w:pStyle w:val="2"/>
       </w:pPr>
-      <w:bookmarkStart w:id="12" w:name="_Toc209452051"/>
+      <w:bookmarkStart w:id="12" w:name="_Toc228189758"/>
       <w:r>
         <w:rPr>
           <w:rFonts w:hint="eastAsia"/>
@@ -8672,7 +8647,7 @@
         <w:pStyle w:val="2"/>
       </w:pPr>
       <w:bookmarkStart w:id="13" w:name="_Toc23760"/>
-      <w:bookmarkStart w:id="14" w:name="_Toc209452052"/>
+      <w:bookmarkStart w:id="14" w:name="_Toc228189759"/>
       <w:r>
         <w:rPr>
           <w:rFonts w:hint="eastAsia"/>
@@ -8730,7 +8705,7 @@
       <w:pPr>
         <w:pStyle w:val="1"/>
       </w:pPr>
-      <w:bookmarkStart w:id="15" w:name="_Toc209452053"/>
+      <w:bookmarkStart w:id="15" w:name="_Toc228189760"/>
       <w:r>
         <w:rPr>
           <w:rFonts w:hint="eastAsia"/>
@@ -8797,7 +8772,7 @@
       <w:pPr>
         <w:pStyle w:val="2"/>
       </w:pPr>
-      <w:bookmarkStart w:id="16" w:name="_Toc209452054"/>
+      <w:bookmarkStart w:id="16" w:name="_Toc228189761"/>
       <w:r>
         <w:rPr>
           <w:rFonts w:hint="eastAsia"/>
@@ -8816,7 +8791,7 @@
       <w:pPr>
         <w:pStyle w:val="3"/>
       </w:pPr>
-      <w:bookmarkStart w:id="17" w:name="_Toc209452055"/>
+      <w:bookmarkStart w:id="17" w:name="_Toc228189762"/>
       <w:r>
         <w:rPr>
           <w:rFonts w:hint="eastAsia"/>
@@ -10542,7 +10517,7 @@
       <w:pPr>
         <w:pStyle w:val="3"/>
       </w:pPr>
-      <w:bookmarkStart w:id="18" w:name="_Toc209452056"/>
+      <w:bookmarkStart w:id="18" w:name="_Toc228189763"/>
       <w:r>
         <w:rPr>
           <w:rFonts w:hint="eastAsia"/>
@@ -11619,7 +11594,7 @@
       <w:pPr>
         <w:pStyle w:val="3"/>
       </w:pPr>
-      <w:bookmarkStart w:id="19" w:name="_Toc209452057"/>
+      <w:bookmarkStart w:id="19" w:name="_Toc228189764"/>
       <w:r>
         <w:rPr>
           <w:rFonts w:hint="eastAsia"/>
@@ -12351,7 +12326,7 @@
       <w:pPr>
         <w:pStyle w:val="3"/>
       </w:pPr>
-      <w:bookmarkStart w:id="20" w:name="_Toc209452058"/>
+      <w:bookmarkStart w:id="20" w:name="_Toc228189765"/>
       <w:r>
         <w:rPr>
           <w:rFonts w:hint="eastAsia"/>
@@ -13892,7 +13867,7 @@
       <w:pPr>
         <w:pStyle w:val="3"/>
       </w:pPr>
-      <w:bookmarkStart w:id="21" w:name="_Toc209452059"/>
+      <w:bookmarkStart w:id="21" w:name="_Toc228189766"/>
       <w:r>
         <w:rPr>
           <w:rFonts w:hint="eastAsia"/>
@@ -15120,7 +15095,7 @@
           <w:shd w:val="clear" w:color="auto" w:fill="FFFFFF"/>
         </w:rPr>
       </w:pPr>
-      <w:bookmarkStart w:id="22" w:name="_Toc209452060"/>
+      <w:bookmarkStart w:id="22" w:name="_Toc228189767"/>
       <w:r>
         <w:rPr>
           <w:rFonts w:hint="eastAsia"/>
@@ -16191,7 +16166,7 @@
       <w:pPr>
         <w:pStyle w:val="3"/>
       </w:pPr>
-      <w:bookmarkStart w:id="23" w:name="_Toc209452061"/>
+      <w:bookmarkStart w:id="23" w:name="_Toc228189768"/>
       <w:r>
         <w:rPr>
           <w:rFonts w:hint="eastAsia"/>
@@ -16394,9 +16369,259 @@
     </w:p>
     <w:p>
       <w:pPr>
+        <w:pStyle w:val="3"/>
+      </w:pPr>
+      <w:bookmarkStart w:id="24" w:name="_Toc228189769"/>
+      <w:r>
+        <w:rPr>
+          <w:rFonts w:hint="eastAsia"/>
+        </w:rPr>
+        <w:t xml:space="preserve">3.1.8 </w:t>
+      </w:r>
+      <w:r>
+        <w:rPr>
+          <w:rFonts w:hint="eastAsia"/>
+        </w:rPr>
+        <w:t>获取文件大小</w:t>
+      </w:r>
+      <w:bookmarkEnd w:id="24"/>
+    </w:p>
+    <w:p>
+      <w:pPr>
+        <w:pStyle w:val="4"/>
+      </w:pPr>
+      <w:r>
+        <w:rPr>
+          <w:rFonts w:hint="eastAsia"/>
+        </w:rPr>
+        <w:t xml:space="preserve">3.1.8.1 </w:t>
+      </w:r>
+      <w:r>
+        <w:rPr>
+          <w:rFonts w:hint="eastAsia"/>
+        </w:rPr>
+        <w:t>请求</w:t>
+      </w:r>
+    </w:p>
+    <w:p>
+      <w:pPr>
+        <w:ind w:firstLine="420"/>
+      </w:pPr>
+      <w:r>
+        <w:rPr>
+          <w:rFonts w:hint="eastAsia"/>
+        </w:rPr>
+        <w:t>请</w:t>
+      </w:r>
+      <w:r>
+        <w:rPr>
+          <w:rFonts w:hint="eastAsia"/>
+        </w:rPr>
+        <w:t>求接口</w:t>
+      </w:r>
+      <w:r>
+        <w:rPr>
+          <w:rFonts w:hint="eastAsia"/>
+        </w:rPr>
+        <w:t>:</w:t>
+      </w:r>
+      <w:r>
+        <w:t xml:space="preserve"> </w:t>
+      </w:r>
+      <w:r>
+        <w:t>http://127.0.0.1:5100/XEngine_File/</w:t>
+      </w:r>
+      <w:r>
+        <w:rPr>
+          <w:rFonts w:hint="eastAsia"/>
+        </w:rPr>
+        <w:t>xxx</w:t>
+      </w:r>
+      <w:r>
+        <w:t>.zip</w:t>
+      </w:r>
+    </w:p>
+    <w:p>
+      <w:pPr>
+        <w:ind w:firstLine="420"/>
+      </w:pPr>
+      <w:r>
+        <w:rPr>
+          <w:rFonts w:hint="eastAsia"/>
+        </w:rPr>
+        <w:t>请求方法</w:t>
+      </w:r>
+      <w:r>
+        <w:rPr>
+          <w:rFonts w:hint="eastAsia"/>
+        </w:rPr>
+        <w:t>:</w:t>
+      </w:r>
+      <w:r>
+        <w:rPr>
+          <w:rFonts w:hint="eastAsia"/>
+        </w:rPr>
+        <w:t>HEAD</w:t>
+      </w:r>
+    </w:p>
+    <w:p>
+      <w:pPr>
+        <w:ind w:firstLine="420"/>
+      </w:pPr>
+      <w:r>
+        <w:rPr>
+          <w:rFonts w:hint="eastAsia"/>
+        </w:rPr>
+        <w:t>请求内容</w:t>
+      </w:r>
+      <w:r>
+        <w:rPr>
+          <w:rFonts w:hint="eastAsia"/>
+        </w:rPr>
+        <w:t>:NULL</w:t>
+      </w:r>
+    </w:p>
+    <w:p>
+      <w:pPr>
+        <w:pStyle w:val="4"/>
+      </w:pPr>
+      <w:r>
+        <w:rPr>
+          <w:rFonts w:hint="eastAsia"/>
+        </w:rPr>
+        <w:t xml:space="preserve">3.1.8.2 </w:t>
+      </w:r>
+      <w:r>
+        <w:rPr>
+          <w:rFonts w:hint="eastAsia"/>
+        </w:rPr>
+        <w:t>回复</w:t>
+      </w:r>
+    </w:p>
+    <w:p>
+      <w:pPr>
+        <w:ind w:firstLine="420"/>
+      </w:pPr>
+      <w:r>
+        <w:rPr>
+          <w:rFonts w:hint="eastAsia"/>
+        </w:rPr>
+        <w:t>仅仅存在</w:t>
+      </w:r>
+      <w:r>
+        <w:rPr>
+          <w:rFonts w:hint="eastAsia"/>
+        </w:rPr>
+        <w:t>HTTP</w:t>
+      </w:r>
+      <w:r>
+        <w:rPr>
+          <w:rFonts w:hint="eastAsia"/>
+        </w:rPr>
+        <w:t>头</w:t>
+      </w:r>
+      <w:r>
+        <w:rPr>
+          <w:rFonts w:hint="eastAsia"/>
+        </w:rPr>
+        <w:t>:</w:t>
+      </w:r>
+    </w:p>
+    <w:p>
+      <w:pPr>
+        <w:ind w:firstLine="420"/>
+      </w:pPr>
+      <w:r>
+        <w:t>HTTP/1.1 200 OK</w:t>
+      </w:r>
+    </w:p>
+    <w:p>
+      <w:pPr>
+        <w:ind w:firstLine="420"/>
+      </w:pPr>
+      <w:r>
+        <w:t>Date: Mon, 27 Apr 2026 03:45:08 GMT</w:t>
+      </w:r>
+    </w:p>
+    <w:p>
+      <w:pPr>
+        <w:ind w:firstLine="420"/>
+      </w:pPr>
+      <w:r>
+        <w:t xml:space="preserve">Server: </w:t>
+      </w:r>
+      <w:proofErr w:type="spellStart"/>
+      <w:r>
+        <w:t>XEngine</w:t>
+      </w:r>
+      <w:proofErr w:type="spellEnd"/>
+      <w:r>
+        <w:t xml:space="preserve"> </w:t>
+      </w:r>
+      <w:proofErr w:type="spellStart"/>
+      <w:r>
+        <w:t>RfcComponents_HttpServer</w:t>
+      </w:r>
+      <w:proofErr w:type="spellEnd"/>
+      <w:r>
+        <w:t>/9.36.0.1001</w:t>
+      </w:r>
+    </w:p>
+    <w:p>
+      <w:pPr>
+        <w:ind w:firstLine="420"/>
+      </w:pPr>
+      <w:r>
+        <w:t>Connection: close</w:t>
+      </w:r>
+    </w:p>
+    <w:p>
+      <w:pPr>
+        <w:ind w:firstLine="420"/>
+      </w:pPr>
+      <w:r>
+        <w:t>Access-Control-Allow-Origin: *</w:t>
+      </w:r>
+    </w:p>
+    <w:p>
+      <w:pPr>
+        <w:ind w:firstLine="420"/>
+      </w:pPr>
+      <w:r>
+        <w:t>Content-Type: text/</w:t>
+      </w:r>
+      <w:proofErr w:type="spellStart"/>
+      <w:proofErr w:type="gramStart"/>
+      <w:r>
+        <w:t>html;charset</w:t>
+      </w:r>
+      <w:proofErr w:type="spellEnd"/>
+      <w:proofErr w:type="gramEnd"/>
+      <w:r>
+        <w:t>=UTF-8</w:t>
+      </w:r>
+    </w:p>
+    <w:p>
+      <w:pPr>
+        <w:ind w:firstLine="420"/>
+      </w:pPr>
+      <w:r>
+        <w:t>Content-Length: 11584158</w:t>
+      </w:r>
+    </w:p>
+    <w:p>
+      <w:pPr>
+        <w:ind w:firstLine="420"/>
+        <w:rPr>
+          <w:rFonts w:hint="eastAsia"/>
+        </w:rPr>
+      </w:pPr>
+    </w:p>
+    <w:p>
+      <w:pPr>
         <w:pStyle w:val="2"/>
       </w:pPr>
-      <w:bookmarkStart w:id="24" w:name="_Toc209452062"/>
+      <w:bookmarkStart w:id="25" w:name="_Toc228189770"/>
       <w:r>
         <w:rPr>
           <w:rFonts w:hint="eastAsia"/>
@@ -16409,7 +16634,7 @@
         </w:rPr>
         <w:t>三方接口</w:t>
       </w:r>
-      <w:bookmarkEnd w:id="24"/>
+      <w:bookmarkEnd w:id="25"/>
     </w:p>
     <w:p>
       <w:pPr>
@@ -16426,7 +16651,7 @@
       <w:pPr>
         <w:pStyle w:val="3"/>
       </w:pPr>
-      <w:bookmarkStart w:id="25" w:name="_Toc209452063"/>
+      <w:bookmarkStart w:id="26" w:name="_Toc228189771"/>
       <w:r>
         <w:rPr>
           <w:rFonts w:hint="eastAsia"/>
@@ -16439,7 +16664,7 @@
         </w:rPr>
         <w:t>用户验证</w:t>
       </w:r>
-      <w:bookmarkEnd w:id="25"/>
+      <w:bookmarkEnd w:id="26"/>
     </w:p>
     <w:p>
       <w:pPr>
@@ -16647,6 +16872,7 @@
         <w:ind w:firstLine="420"/>
       </w:pPr>
       <w:r>
+        <w:lastRenderedPageBreak/>
         <w:t>{</w:t>
       </w:r>
     </w:p>
@@ -16965,7 +17191,7 @@
       <w:pPr>
         <w:pStyle w:val="3"/>
       </w:pPr>
-      <w:bookmarkStart w:id="26" w:name="_Toc209452064"/>
+      <w:bookmarkStart w:id="27" w:name="_Toc228189772"/>
       <w:r>
         <w:rPr>
           <w:rFonts w:hint="eastAsia"/>
@@ -16978,7 +17204,7 @@
         </w:rPr>
         <w:t>完成通知</w:t>
       </w:r>
-      <w:bookmarkEnd w:id="26"/>
+      <w:bookmarkEnd w:id="27"/>
     </w:p>
     <w:p>
       <w:r>
@@ -17219,7 +17445,6 @@
           <w:szCs w:val="21"/>
           <w:shd w:val="clear" w:color="auto" w:fill="FFFFFF"/>
         </w:rPr>
-        <w:lastRenderedPageBreak/>
         <w:t>    </w:t>
       </w:r>
       <w:r>
@@ -17606,7 +17831,7 @@
       <w:pPr>
         <w:pStyle w:val="2"/>
       </w:pPr>
-      <w:bookmarkStart w:id="27" w:name="_Toc209452065"/>
+      <w:bookmarkStart w:id="28" w:name="_Toc228189773"/>
       <w:r>
         <w:rPr>
           <w:rFonts w:hint="eastAsia"/>
@@ -17619,13 +17844,13 @@
         </w:rPr>
         <w:t>上传下载</w:t>
       </w:r>
-      <w:bookmarkEnd w:id="27"/>
+      <w:bookmarkEnd w:id="28"/>
     </w:p>
     <w:p>
       <w:pPr>
         <w:pStyle w:val="3"/>
       </w:pPr>
-      <w:bookmarkStart w:id="28" w:name="_Toc209452066"/>
+      <w:bookmarkStart w:id="29" w:name="_Toc228189774"/>
       <w:r>
         <w:rPr>
           <w:rFonts w:hint="eastAsia"/>
@@ -17638,7 +17863,7 @@
         </w:rPr>
         <w:t>上传</w:t>
       </w:r>
-      <w:bookmarkEnd w:id="28"/>
+      <w:bookmarkEnd w:id="29"/>
     </w:p>
     <w:p>
       <w:pPr>
@@ -17824,7 +18049,7 @@
       <w:pPr>
         <w:pStyle w:val="3"/>
       </w:pPr>
-      <w:bookmarkStart w:id="29" w:name="_Toc209452067"/>
+      <w:bookmarkStart w:id="30" w:name="_Toc228189775"/>
       <w:r>
         <w:rPr>
           <w:rFonts w:hint="eastAsia"/>
@@ -17837,7 +18062,7 @@
         </w:rPr>
         <w:t>下载</w:t>
       </w:r>
-      <w:bookmarkEnd w:id="29"/>
+      <w:bookmarkEnd w:id="30"/>
     </w:p>
     <w:p>
       <w:pPr>
@@ -17956,6 +18181,7 @@
         <w:rPr>
           <w:rFonts w:hint="eastAsia"/>
         </w:rPr>
+        <w:lastRenderedPageBreak/>
         <w:t>值</w:t>
       </w:r>
       <w:r>
@@ -17975,7 +18201,7 @@
       <w:pPr>
         <w:pStyle w:val="2"/>
       </w:pPr>
-      <w:bookmarkStart w:id="30" w:name="_Toc209452068"/>
+      <w:bookmarkStart w:id="31" w:name="_Toc228189776"/>
       <w:r>
         <w:rPr>
           <w:rFonts w:hint="eastAsia"/>
@@ -17988,7 +18214,7 @@
         </w:rPr>
         <w:t>转录动作</w:t>
       </w:r>
-      <w:bookmarkEnd w:id="30"/>
+      <w:bookmarkEnd w:id="31"/>
     </w:p>
     <w:p>
       <w:pPr>
@@ -18072,7 +18298,7 @@
       <w:pPr>
         <w:pStyle w:val="3"/>
       </w:pPr>
-      <w:bookmarkStart w:id="31" w:name="_Toc209452069"/>
+      <w:bookmarkStart w:id="32" w:name="_Toc228189777"/>
       <w:r>
         <w:rPr>
           <w:rFonts w:hint="eastAsia"/>
@@ -18085,7 +18311,7 @@
         </w:rPr>
         <w:t>下载转录</w:t>
       </w:r>
-      <w:bookmarkEnd w:id="31"/>
+      <w:bookmarkEnd w:id="32"/>
     </w:p>
     <w:p>
       <w:pPr>
@@ -18258,264 +18484,264 @@
       <w:pPr>
         <w:pStyle w:val="3"/>
       </w:pPr>
-      <w:bookmarkStart w:id="32" w:name="_Toc209452070"/>
+      <w:bookmarkStart w:id="33" w:name="_Toc228189778"/>
+      <w:r>
+        <w:rPr>
+          <w:rFonts w:hint="eastAsia"/>
+        </w:rPr>
+        <w:t xml:space="preserve">3.4.2 </w:t>
+      </w:r>
+      <w:r>
+        <w:rPr>
+          <w:rFonts w:hint="eastAsia"/>
+        </w:rPr>
+        <w:t>上传转录</w:t>
+      </w:r>
+      <w:bookmarkEnd w:id="33"/>
+    </w:p>
+    <w:p>
+      <w:pPr>
+        <w:ind w:firstLine="420"/>
+      </w:pPr>
+      <w:r>
+        <w:rPr>
+          <w:rFonts w:hint="eastAsia"/>
+        </w:rPr>
+        <w:t>接口</w:t>
+      </w:r>
+      <w:r>
+        <w:rPr>
+          <w:rFonts w:hint="eastAsia"/>
+        </w:rPr>
+        <w:t>:</w:t>
+      </w:r>
+      <w:r>
+        <w:t xml:space="preserve"> </w:t>
+      </w:r>
+      <w:r>
+        <w:t>http://127.0.0.1:5100/api?function=action&amp;param=</w:t>
+      </w:r>
+      <w:r>
+        <w:rPr>
+          <w:rFonts w:hint="eastAsia"/>
+        </w:rPr>
+        <w:t>upload</w:t>
+      </w:r>
+    </w:p>
+    <w:p>
+      <w:pPr>
+        <w:ind w:firstLine="420"/>
+      </w:pPr>
+      <w:r>
+        <w:rPr>
+          <w:rFonts w:hint="eastAsia"/>
+        </w:rPr>
+        <w:t>方法</w:t>
+      </w:r>
+      <w:r>
+        <w:rPr>
+          <w:rFonts w:hint="eastAsia"/>
+        </w:rPr>
+        <w:t>:POST</w:t>
+      </w:r>
+    </w:p>
+    <w:p>
+      <w:pPr>
+        <w:ind w:firstLine="420"/>
+      </w:pPr>
+      <w:r>
+        <w:rPr>
+          <w:rFonts w:hint="eastAsia"/>
+        </w:rPr>
+        <w:t>内容</w:t>
+      </w:r>
+      <w:r>
+        <w:rPr>
+          <w:rFonts w:hint="eastAsia"/>
+        </w:rPr>
+        <w:t>:</w:t>
+      </w:r>
+    </w:p>
+    <w:p>
+      <w:r>
+        <w:rPr>
+          <w:rFonts w:hint="eastAsia"/>
+        </w:rPr>
+        <w:t>{</w:t>
+      </w:r>
+    </w:p>
+    <w:p>
+      <w:r>
+        <w:rPr>
+          <w:rFonts w:hint="eastAsia"/>
+        </w:rPr>
+        <w:t xml:space="preserve">    "</w:t>
+      </w:r>
+      <w:proofErr w:type="spellStart"/>
+      <w:r>
+        <w:rPr>
+          <w:rFonts w:hint="eastAsia"/>
+        </w:rPr>
+        <w:t>byType</w:t>
+      </w:r>
+      <w:proofErr w:type="spellEnd"/>
+      <w:r>
+        <w:rPr>
+          <w:rFonts w:hint="eastAsia"/>
+        </w:rPr>
+        <w:t>": 0,</w:t>
+      </w:r>
+    </w:p>
+    <w:p>
+      <w:r>
+        <w:rPr>
+          <w:rFonts w:hint="eastAsia"/>
+        </w:rPr>
+        <w:t xml:space="preserve">    "</w:t>
+      </w:r>
+      <w:proofErr w:type="spellStart"/>
+      <w:r>
+        <w:rPr>
+          <w:rFonts w:hint="eastAsia"/>
+        </w:rPr>
+        <w:t>tszBucketStr</w:t>
+      </w:r>
+      <w:proofErr w:type="spellEnd"/>
+      <w:r>
+        <w:rPr>
+          <w:rFonts w:hint="eastAsia"/>
+        </w:rPr>
+        <w:t>": "storagekey1",</w:t>
+      </w:r>
+    </w:p>
+    <w:p>
+      <w:r>
+        <w:rPr>
+          <w:rFonts w:hint="eastAsia"/>
+        </w:rPr>
+        <w:t xml:space="preserve">    "</w:t>
+      </w:r>
+      <w:proofErr w:type="spellStart"/>
+      <w:r>
+        <w:rPr>
+          <w:rFonts w:hint="eastAsia"/>
+        </w:rPr>
+        <w:t>tszFileName</w:t>
+      </w:r>
+      <w:proofErr w:type="spellEnd"/>
+      <w:r>
+        <w:rPr>
+          <w:rFonts w:hint="eastAsia"/>
+        </w:rPr>
+        <w:t>": "1.exe",</w:t>
+      </w:r>
+    </w:p>
+    <w:p>
+      <w:r>
+        <w:rPr>
+          <w:rFonts w:hint="eastAsia"/>
+        </w:rPr>
+        <w:t xml:space="preserve">    "</w:t>
+      </w:r>
+      <w:proofErr w:type="spellStart"/>
+      <w:r>
+        <w:rPr>
+          <w:rFonts w:hint="eastAsia"/>
+        </w:rPr>
+        <w:t>tszFileUrl</w:t>
+      </w:r>
+      <w:proofErr w:type="spellEnd"/>
+      <w:r>
+        <w:rPr>
+          <w:rFonts w:hint="eastAsia"/>
+        </w:rPr>
+        <w:t>": "ftp://10.0.1.12/QQ9.7.23.240423.exe"</w:t>
+      </w:r>
+    </w:p>
+    <w:p>
+      <w:r>
+        <w:rPr>
+          <w:rFonts w:hint="eastAsia"/>
+        </w:rPr>
+        <w:t>}</w:t>
+      </w:r>
+    </w:p>
+    <w:p>
+      <w:pPr>
+        <w:pStyle w:val="1"/>
+      </w:pPr>
+      <w:bookmarkStart w:id="34" w:name="_Toc228189779"/>
+      <w:r>
+        <w:rPr>
+          <w:rFonts w:hint="eastAsia"/>
+        </w:rPr>
+        <w:t>四</w:t>
+      </w:r>
+      <w:r>
+        <w:rPr>
+          <w:rFonts w:hint="eastAsia"/>
+        </w:rPr>
+        <w:t xml:space="preserve"> </w:t>
+      </w:r>
+      <w:r>
+        <w:rPr>
+          <w:rFonts w:hint="eastAsia"/>
+        </w:rPr>
+        <w:t>配置说明</w:t>
+      </w:r>
+      <w:bookmarkEnd w:id="34"/>
+    </w:p>
+    <w:p>
+      <w:pPr>
+        <w:pStyle w:val="2"/>
+      </w:pPr>
+      <w:bookmarkStart w:id="35" w:name="_Toc228189780"/>
+      <w:r>
+        <w:rPr>
+          <w:rFonts w:hint="eastAsia"/>
+        </w:rPr>
+        <w:t xml:space="preserve">4.1 </w:t>
+      </w:r>
+      <w:r>
+        <w:rPr>
+          <w:rFonts w:hint="eastAsia"/>
+        </w:rPr>
+        <w:t>服务器配置</w:t>
+      </w:r>
+      <w:bookmarkEnd w:id="35"/>
+    </w:p>
+    <w:p>
+      <w:r>
+        <w:rPr>
+          <w:rFonts w:hint="eastAsia"/>
+        </w:rPr>
+        <w:t>基础配置文件</w:t>
+      </w:r>
+      <w:r>
+        <w:rPr>
+          <w:rFonts w:hint="eastAsia"/>
+        </w:rPr>
+        <w:t>:</w:t>
+      </w:r>
+      <w:proofErr w:type="spellStart"/>
+      <w:r>
+        <w:rPr>
+          <w:rFonts w:hint="eastAsia"/>
+        </w:rPr>
+        <w:t>XEngine_Config.json</w:t>
+      </w:r>
+      <w:proofErr w:type="spellEnd"/>
+    </w:p>
+    <w:p>
+      <w:pPr>
+        <w:pStyle w:val="3"/>
+      </w:pPr>
+      <w:bookmarkStart w:id="36" w:name="_Toc228189781"/>
       <w:r>
         <w:rPr>
           <w:rFonts w:hint="eastAsia"/>
         </w:rPr>
         <w:lastRenderedPageBreak/>
-        <w:t xml:space="preserve">3.4.2 </w:t>
-      </w:r>
-      <w:r>
-        <w:rPr>
-          <w:rFonts w:hint="eastAsia"/>
-        </w:rPr>
-        <w:t>上传转录</w:t>
-      </w:r>
-      <w:bookmarkEnd w:id="32"/>
-    </w:p>
-    <w:p>
-      <w:pPr>
-        <w:ind w:firstLine="420"/>
-      </w:pPr>
-      <w:r>
-        <w:rPr>
-          <w:rFonts w:hint="eastAsia"/>
-        </w:rPr>
-        <w:t>接口</w:t>
-      </w:r>
-      <w:r>
-        <w:rPr>
-          <w:rFonts w:hint="eastAsia"/>
-        </w:rPr>
-        <w:t>:</w:t>
-      </w:r>
-      <w:r>
-        <w:t xml:space="preserve"> </w:t>
-      </w:r>
-      <w:r>
-        <w:t>http://127.0.0.1:5100/api?function=action&amp;param=</w:t>
-      </w:r>
-      <w:r>
-        <w:rPr>
-          <w:rFonts w:hint="eastAsia"/>
-        </w:rPr>
-        <w:t>upload</w:t>
-      </w:r>
-    </w:p>
-    <w:p>
-      <w:pPr>
-        <w:ind w:firstLine="420"/>
-      </w:pPr>
-      <w:r>
-        <w:rPr>
-          <w:rFonts w:hint="eastAsia"/>
-        </w:rPr>
-        <w:t>方法</w:t>
-      </w:r>
-      <w:r>
-        <w:rPr>
-          <w:rFonts w:hint="eastAsia"/>
-        </w:rPr>
-        <w:t>:POST</w:t>
-      </w:r>
-    </w:p>
-    <w:p>
-      <w:pPr>
-        <w:ind w:firstLine="420"/>
-      </w:pPr>
-      <w:r>
-        <w:rPr>
-          <w:rFonts w:hint="eastAsia"/>
-        </w:rPr>
-        <w:t>内容</w:t>
-      </w:r>
-      <w:r>
-        <w:rPr>
-          <w:rFonts w:hint="eastAsia"/>
-        </w:rPr>
-        <w:t>:</w:t>
-      </w:r>
-    </w:p>
-    <w:p>
-      <w:r>
-        <w:rPr>
-          <w:rFonts w:hint="eastAsia"/>
-        </w:rPr>
-        <w:t>{</w:t>
-      </w:r>
-    </w:p>
-    <w:p>
-      <w:r>
-        <w:rPr>
-          <w:rFonts w:hint="eastAsia"/>
-        </w:rPr>
-        <w:t xml:space="preserve">    "</w:t>
-      </w:r>
-      <w:proofErr w:type="spellStart"/>
-      <w:r>
-        <w:rPr>
-          <w:rFonts w:hint="eastAsia"/>
-        </w:rPr>
-        <w:t>byType</w:t>
-      </w:r>
-      <w:proofErr w:type="spellEnd"/>
-      <w:r>
-        <w:rPr>
-          <w:rFonts w:hint="eastAsia"/>
-        </w:rPr>
-        <w:t>": 0,</w:t>
-      </w:r>
-    </w:p>
-    <w:p>
-      <w:r>
-        <w:rPr>
-          <w:rFonts w:hint="eastAsia"/>
-        </w:rPr>
-        <w:t xml:space="preserve">    "</w:t>
-      </w:r>
-      <w:proofErr w:type="spellStart"/>
-      <w:r>
-        <w:rPr>
-          <w:rFonts w:hint="eastAsia"/>
-        </w:rPr>
-        <w:t>tszBucketStr</w:t>
-      </w:r>
-      <w:proofErr w:type="spellEnd"/>
-      <w:r>
-        <w:rPr>
-          <w:rFonts w:hint="eastAsia"/>
-        </w:rPr>
-        <w:t>": "storagekey1",</w:t>
-      </w:r>
-    </w:p>
-    <w:p>
-      <w:r>
-        <w:rPr>
-          <w:rFonts w:hint="eastAsia"/>
-        </w:rPr>
-        <w:t xml:space="preserve">    "</w:t>
-      </w:r>
-      <w:proofErr w:type="spellStart"/>
-      <w:r>
-        <w:rPr>
-          <w:rFonts w:hint="eastAsia"/>
-        </w:rPr>
-        <w:t>tszFileName</w:t>
-      </w:r>
-      <w:proofErr w:type="spellEnd"/>
-      <w:r>
-        <w:rPr>
-          <w:rFonts w:hint="eastAsia"/>
-        </w:rPr>
-        <w:t>": "1.exe",</w:t>
-      </w:r>
-    </w:p>
-    <w:p>
-      <w:r>
-        <w:rPr>
-          <w:rFonts w:hint="eastAsia"/>
-        </w:rPr>
-        <w:t xml:space="preserve">    "</w:t>
-      </w:r>
-      <w:proofErr w:type="spellStart"/>
-      <w:r>
-        <w:rPr>
-          <w:rFonts w:hint="eastAsia"/>
-        </w:rPr>
-        <w:t>tszFileUrl</w:t>
-      </w:r>
-      <w:proofErr w:type="spellEnd"/>
-      <w:r>
-        <w:rPr>
-          <w:rFonts w:hint="eastAsia"/>
-        </w:rPr>
-        <w:t>": "ftp://10.0.1.12/QQ9.7.23.240423.exe"</w:t>
-      </w:r>
-    </w:p>
-    <w:p>
-      <w:r>
-        <w:rPr>
-          <w:rFonts w:hint="eastAsia"/>
-        </w:rPr>
-        <w:t>}</w:t>
-      </w:r>
-    </w:p>
-    <w:p>
-      <w:pPr>
-        <w:pStyle w:val="1"/>
-      </w:pPr>
-      <w:bookmarkStart w:id="33" w:name="_Toc209452071"/>
-      <w:r>
-        <w:rPr>
-          <w:rFonts w:hint="eastAsia"/>
-        </w:rPr>
-        <w:t>四</w:t>
-      </w:r>
-      <w:r>
-        <w:rPr>
-          <w:rFonts w:hint="eastAsia"/>
-        </w:rPr>
-        <w:t xml:space="preserve"> </w:t>
-      </w:r>
-      <w:r>
-        <w:rPr>
-          <w:rFonts w:hint="eastAsia"/>
-        </w:rPr>
-        <w:t>配置说明</w:t>
-      </w:r>
-      <w:bookmarkEnd w:id="33"/>
-    </w:p>
-    <w:p>
-      <w:pPr>
-        <w:pStyle w:val="2"/>
-      </w:pPr>
-      <w:bookmarkStart w:id="34" w:name="_Toc209452072"/>
-      <w:r>
-        <w:rPr>
-          <w:rFonts w:hint="eastAsia"/>
-        </w:rPr>
-        <w:t xml:space="preserve">4.1 </w:t>
-      </w:r>
-      <w:r>
-        <w:rPr>
-          <w:rFonts w:hint="eastAsia"/>
-        </w:rPr>
-        <w:t>服务器配置</w:t>
-      </w:r>
-      <w:bookmarkEnd w:id="34"/>
-    </w:p>
-    <w:p>
-      <w:r>
-        <w:rPr>
-          <w:rFonts w:hint="eastAsia"/>
-        </w:rPr>
-        <w:t>基础配置文件</w:t>
-      </w:r>
-      <w:r>
-        <w:rPr>
-          <w:rFonts w:hint="eastAsia"/>
-        </w:rPr>
-        <w:t>:</w:t>
-      </w:r>
-      <w:proofErr w:type="spellStart"/>
-      <w:r>
-        <w:rPr>
-          <w:rFonts w:hint="eastAsia"/>
-        </w:rPr>
-        <w:t>XEngine_Config.json</w:t>
-      </w:r>
-      <w:proofErr w:type="spellEnd"/>
-    </w:p>
-    <w:p>
-      <w:pPr>
-        <w:pStyle w:val="3"/>
-      </w:pPr>
-      <w:bookmarkStart w:id="35" w:name="_Toc209452073"/>
-      <w:r>
-        <w:rPr>
-          <w:rFonts w:hint="eastAsia"/>
-        </w:rPr>
         <w:t xml:space="preserve">4.1.1 </w:t>
       </w:r>
       <w:r>
@@ -18524,7 +18750,7 @@
         </w:rPr>
         <w:t>基本配置</w:t>
       </w:r>
-      <w:bookmarkEnd w:id="35"/>
+      <w:bookmarkEnd w:id="36"/>
     </w:p>
     <w:p>
       <w:pPr>
@@ -18712,7 +18938,7 @@
       <w:pPr>
         <w:pStyle w:val="3"/>
       </w:pPr>
-      <w:bookmarkStart w:id="36" w:name="_Toc209452074"/>
+      <w:bookmarkStart w:id="37" w:name="_Toc228189782"/>
       <w:r>
         <w:rPr>
           <w:rFonts w:hint="eastAsia"/>
@@ -18725,7 +18951,7 @@
         </w:rPr>
         <w:t>最大配置</w:t>
       </w:r>
-      <w:bookmarkEnd w:id="36"/>
+      <w:bookmarkEnd w:id="37"/>
     </w:p>
     <w:p>
       <w:proofErr w:type="spellStart"/>
@@ -18940,12 +19166,11 @@
       <w:pPr>
         <w:pStyle w:val="3"/>
       </w:pPr>
-      <w:bookmarkStart w:id="37" w:name="_Toc209452075"/>
-      <w:r>
-        <w:rPr>
-          <w:rFonts w:hint="eastAsia"/>
-        </w:rPr>
-        <w:lastRenderedPageBreak/>
+      <w:bookmarkStart w:id="38" w:name="_Toc228189783"/>
+      <w:r>
+        <w:rPr>
+          <w:rFonts w:hint="eastAsia"/>
+        </w:rPr>
         <w:t xml:space="preserve">4.1.3 </w:t>
       </w:r>
       <w:r>
@@ -18954,7 +19179,7 @@
         </w:rPr>
         <w:t>时间配置</w:t>
       </w:r>
-      <w:bookmarkEnd w:id="37"/>
+      <w:bookmarkEnd w:id="38"/>
     </w:p>
     <w:p>
       <w:proofErr w:type="spellStart"/>
@@ -19131,7 +19356,7 @@
       <w:pPr>
         <w:pStyle w:val="3"/>
       </w:pPr>
-      <w:bookmarkStart w:id="38" w:name="_Toc209452076"/>
+      <w:bookmarkStart w:id="39" w:name="_Toc228189784"/>
       <w:r>
         <w:rPr>
           <w:rFonts w:hint="eastAsia"/>
@@ -19144,7 +19369,7 @@
         </w:rPr>
         <w:t>日志配置</w:t>
       </w:r>
-      <w:bookmarkEnd w:id="38"/>
+      <w:bookmarkEnd w:id="39"/>
     </w:p>
     <w:p>
       <w:proofErr w:type="spellStart"/>
@@ -19303,7 +19528,7 @@
       <w:pPr>
         <w:pStyle w:val="3"/>
       </w:pPr>
-      <w:bookmarkStart w:id="39" w:name="_Toc209452077"/>
+      <w:bookmarkStart w:id="40" w:name="_Toc228189785"/>
       <w:r>
         <w:rPr>
           <w:rFonts w:hint="eastAsia"/>
@@ -19316,7 +19541,7 @@
         </w:rPr>
         <w:t>数据库配置</w:t>
       </w:r>
-      <w:bookmarkEnd w:id="39"/>
+      <w:bookmarkEnd w:id="40"/>
     </w:p>
     <w:p>
       <w:proofErr w:type="spellStart"/>
@@ -19390,11 +19615,12 @@
       <w:pPr>
         <w:pStyle w:val="3"/>
       </w:pPr>
-      <w:bookmarkStart w:id="40" w:name="_Toc209452078"/>
-      <w:r>
-        <w:rPr>
-          <w:rFonts w:hint="eastAsia"/>
-        </w:rPr>
+      <w:bookmarkStart w:id="41" w:name="_Toc228189786"/>
+      <w:r>
+        <w:rPr>
+          <w:rFonts w:hint="eastAsia"/>
+        </w:rPr>
+        <w:lastRenderedPageBreak/>
         <w:t xml:space="preserve">4.1.6 </w:t>
       </w:r>
       <w:r>
@@ -19403,7 +19629,7 @@
         </w:rPr>
         <w:t>存储配置</w:t>
       </w:r>
-      <w:bookmarkEnd w:id="40"/>
+      <w:bookmarkEnd w:id="41"/>
     </w:p>
     <w:p>
       <w:proofErr w:type="spellStart"/>
@@ -19590,7 +19816,7 @@
       <w:pPr>
         <w:pStyle w:val="3"/>
       </w:pPr>
-      <w:bookmarkStart w:id="41" w:name="_Toc209452079"/>
+      <w:bookmarkStart w:id="42" w:name="_Toc228189787"/>
       <w:r>
         <w:rPr>
           <w:rFonts w:hint="eastAsia"/>
@@ -19603,7 +19829,7 @@
         </w:rPr>
         <w:t>代理配置</w:t>
       </w:r>
-      <w:bookmarkEnd w:id="41"/>
+      <w:bookmarkEnd w:id="42"/>
     </w:p>
     <w:p>
       <w:proofErr w:type="spellStart"/>
@@ -19936,22 +20162,14 @@
           <w:rFonts w:hint="eastAsia"/>
           <w:color w:val="7030A0"/>
         </w:rPr>
-        <w:t>来返回成功和失败给客户</w:t>
-      </w:r>
-      <w:r>
-        <w:rPr>
-          <w:rFonts w:hint="eastAsia"/>
-          <w:color w:val="7030A0"/>
-        </w:rPr>
-        <w:lastRenderedPageBreak/>
-        <w:t>端</w:t>
+        <w:t>来返回成功和失败给客户端</w:t>
       </w:r>
     </w:p>
     <w:p>
       <w:pPr>
         <w:pStyle w:val="3"/>
       </w:pPr>
-      <w:bookmarkStart w:id="42" w:name="_Toc209452080"/>
+      <w:bookmarkStart w:id="43" w:name="_Toc228189788"/>
       <w:r>
         <w:rPr>
           <w:rFonts w:hint="eastAsia"/>
@@ -19964,7 +20182,7 @@
         </w:rPr>
         <w:t>限制配置</w:t>
       </w:r>
-      <w:bookmarkEnd w:id="42"/>
+      <w:bookmarkEnd w:id="43"/>
     </w:p>
     <w:p>
       <w:proofErr w:type="spellStart"/>
@@ -20186,7 +20404,7 @@
       <w:pPr>
         <w:pStyle w:val="3"/>
       </w:pPr>
-      <w:bookmarkStart w:id="43" w:name="_Toc209452081"/>
+      <w:bookmarkStart w:id="44" w:name="_Toc228189789"/>
       <w:r>
         <w:rPr>
           <w:rFonts w:hint="eastAsia"/>
@@ -20199,7 +20417,7 @@
         </w:rPr>
         <w:t>配置</w:t>
       </w:r>
-      <w:bookmarkEnd w:id="43"/>
+      <w:bookmarkEnd w:id="44"/>
     </w:p>
     <w:p>
       <w:r>
@@ -20390,7 +20608,7 @@
       <w:pPr>
         <w:pStyle w:val="3"/>
       </w:pPr>
-      <w:bookmarkStart w:id="44" w:name="_Toc209452082"/>
+      <w:bookmarkStart w:id="45" w:name="_Toc228189790"/>
       <w:r>
         <w:rPr>
           <w:rFonts w:hint="eastAsia"/>
@@ -20403,7 +20621,7 @@
         </w:rPr>
         <w:t>证书配置</w:t>
       </w:r>
-      <w:bookmarkEnd w:id="44"/>
+      <w:bookmarkEnd w:id="45"/>
     </w:p>
     <w:p>
       <w:r>
@@ -20473,6 +20691,7 @@
       </w:pPr>
       <w:proofErr w:type="spellStart"/>
       <w:r>
+        <w:lastRenderedPageBreak/>
         <w:t>bUPEnable</w:t>
       </w:r>
       <w:r>
@@ -20672,7 +20891,7 @@
       <w:pPr>
         <w:pStyle w:val="3"/>
       </w:pPr>
-      <w:bookmarkStart w:id="45" w:name="_Toc209452083"/>
+      <w:bookmarkStart w:id="46" w:name="_Toc228189791"/>
       <w:r>
         <w:rPr>
           <w:rFonts w:hint="eastAsia"/>
@@ -20685,7 +20904,7 @@
         </w:rPr>
         <w:t>信息收集配置</w:t>
       </w:r>
-      <w:bookmarkEnd w:id="45"/>
+      <w:bookmarkEnd w:id="46"/>
     </w:p>
     <w:p>
       <w:r>
@@ -20797,7 +21016,7 @@
       <w:pPr>
         <w:pStyle w:val="3"/>
       </w:pPr>
-      <w:bookmarkStart w:id="46" w:name="_Toc209452084"/>
+      <w:bookmarkStart w:id="47" w:name="_Toc228189792"/>
       <w:r>
         <w:rPr>
           <w:rFonts w:hint="eastAsia"/>
@@ -20810,7 +21029,7 @@
         </w:rPr>
         <w:t>转录动作配置</w:t>
       </w:r>
-      <w:bookmarkEnd w:id="46"/>
+      <w:bookmarkEnd w:id="47"/>
     </w:p>
     <w:p>
       <w:proofErr w:type="spellStart"/>
@@ -20868,7 +21087,6 @@
         <w:rPr>
           <w:rFonts w:hint="eastAsia"/>
         </w:rPr>
-        <w:lastRenderedPageBreak/>
         <w:t>nUPMax</w:t>
       </w:r>
       <w:proofErr w:type="spellEnd"/>
@@ -20947,7 +21165,7 @@
       <w:pPr>
         <w:pStyle w:val="2"/>
       </w:pPr>
-      <w:bookmarkStart w:id="47" w:name="_Toc209452085"/>
+      <w:bookmarkStart w:id="48" w:name="_Toc228189793"/>
       <w:r>
         <w:rPr>
           <w:rFonts w:hint="eastAsia"/>
@@ -20960,7 +21178,7 @@
         </w:rPr>
         <w:t>分布式配置</w:t>
       </w:r>
-      <w:bookmarkEnd w:id="47"/>
+      <w:bookmarkEnd w:id="48"/>
     </w:p>
     <w:p>
       <w:r>
@@ -20988,7 +21206,7 @@
       <w:pPr>
         <w:pStyle w:val="3"/>
       </w:pPr>
-      <w:bookmarkStart w:id="48" w:name="_Toc209452086"/>
+      <w:bookmarkStart w:id="49" w:name="_Toc228189794"/>
       <w:r>
         <w:rPr>
           <w:rFonts w:hint="eastAsia"/>
@@ -21001,7 +21219,7 @@
         </w:rPr>
         <w:t>基本配置</w:t>
       </w:r>
-      <w:bookmarkEnd w:id="48"/>
+      <w:bookmarkEnd w:id="49"/>
     </w:p>
     <w:p>
       <w:r>
@@ -21021,7 +21239,7 @@
       <w:pPr>
         <w:pStyle w:val="3"/>
       </w:pPr>
-      <w:bookmarkStart w:id="49" w:name="_Toc209452087"/>
+      <w:bookmarkStart w:id="50" w:name="_Toc228189795"/>
       <w:r>
         <w:rPr>
           <w:rFonts w:hint="eastAsia"/>
@@ -21034,7 +21252,7 @@
         </w:rPr>
         <w:t>负载均衡</w:t>
       </w:r>
-      <w:bookmarkEnd w:id="49"/>
+      <w:bookmarkEnd w:id="50"/>
     </w:p>
     <w:p>
       <w:proofErr w:type="spellStart"/>
@@ -21203,7 +21421,7 @@
       <w:pPr>
         <w:pStyle w:val="3"/>
       </w:pPr>
-      <w:bookmarkStart w:id="50" w:name="_Toc209452088"/>
+      <w:bookmarkStart w:id="51" w:name="_Toc228189796"/>
       <w:r>
         <w:rPr>
           <w:rFonts w:hint="eastAsia"/>
@@ -21216,7 +21434,7 @@
         </w:rPr>
         <w:t>本地负载</w:t>
       </w:r>
-      <w:bookmarkEnd w:id="50"/>
+      <w:bookmarkEnd w:id="51"/>
     </w:p>
     <w:p>
       <w:proofErr w:type="spellStart"/>
@@ -21328,6 +21546,7 @@
       </w:pPr>
       <w:proofErr w:type="spellStart"/>
       <w:r>
+        <w:lastRenderedPageBreak/>
         <w:t>nDownldMode</w:t>
       </w:r>
       <w:proofErr w:type="spellEnd"/>
@@ -21373,7 +21592,7 @@
       <w:pPr>
         <w:pStyle w:val="3"/>
       </w:pPr>
-      <w:bookmarkStart w:id="51" w:name="_Toc209452089"/>
+      <w:bookmarkStart w:id="52" w:name="_Toc228189797"/>
       <w:r>
         <w:rPr>
           <w:rFonts w:hint="eastAsia"/>
@@ -21386,7 +21605,7 @@
         </w:rPr>
         <w:t>负载属性</w:t>
       </w:r>
-      <w:bookmarkEnd w:id="51"/>
+      <w:bookmarkEnd w:id="52"/>
     </w:p>
     <w:p>
       <w:pPr>
@@ -21817,65 +22036,575 @@
       <w:pPr>
         <w:pStyle w:val="1"/>
       </w:pPr>
-      <w:bookmarkStart w:id="52" w:name="_Toc209452090"/>
+      <w:bookmarkStart w:id="53" w:name="_Toc228189798"/>
+      <w:r>
+        <w:rPr>
+          <w:rFonts w:hint="eastAsia"/>
+        </w:rPr>
+        <w:t>五</w:t>
+      </w:r>
+      <w:r>
+        <w:rPr>
+          <w:rFonts w:hint="eastAsia"/>
+        </w:rPr>
+        <w:t xml:space="preserve"> </w:t>
+      </w:r>
+      <w:r>
+        <w:rPr>
+          <w:rFonts w:hint="eastAsia"/>
+        </w:rPr>
+        <w:t>高级配置</w:t>
+      </w:r>
+      <w:bookmarkEnd w:id="53"/>
+    </w:p>
+    <w:p>
+      <w:pPr>
+        <w:pStyle w:val="2"/>
+      </w:pPr>
+      <w:bookmarkStart w:id="54" w:name="_Toc228189799"/>
+      <w:r>
+        <w:rPr>
+          <w:rFonts w:hint="eastAsia"/>
+        </w:rPr>
+        <w:t xml:space="preserve">5.1 </w:t>
+      </w:r>
+      <w:r>
+        <w:rPr>
+          <w:rFonts w:hint="eastAsia"/>
+        </w:rPr>
+        <w:t>分布式</w:t>
+      </w:r>
+      <w:bookmarkEnd w:id="54"/>
+    </w:p>
+    <w:p>
+      <w:pPr>
+        <w:pStyle w:val="3"/>
+      </w:pPr>
+      <w:bookmarkStart w:id="55" w:name="_Toc228189800"/>
+      <w:r>
+        <w:rPr>
+          <w:rFonts w:hint="eastAsia"/>
+        </w:rPr>
+        <w:t xml:space="preserve">5.1.1 </w:t>
+      </w:r>
+      <w:r>
+        <w:rPr>
+          <w:rFonts w:hint="eastAsia"/>
+        </w:rPr>
+        <w:t>网络分布式</w:t>
+      </w:r>
+      <w:bookmarkEnd w:id="55"/>
+    </w:p>
+    <w:p>
+      <w:pPr>
+        <w:ind w:firstLine="420"/>
+      </w:pPr>
+      <w:r>
+        <w:rPr>
+          <w:rFonts w:hint="eastAsia"/>
+        </w:rPr>
+        <w:t>分布式服务通过</w:t>
+      </w:r>
+      <w:r>
+        <w:rPr>
+          <w:rFonts w:hint="eastAsia"/>
+        </w:rPr>
+        <w:t>HTTP</w:t>
+      </w:r>
+      <w:r>
+        <w:rPr>
+          <w:rFonts w:hint="eastAsia"/>
+        </w:rPr>
+        <w:t>重定向实现</w:t>
+      </w:r>
+      <w:r>
+        <w:rPr>
+          <w:rFonts w:hint="eastAsia"/>
+        </w:rPr>
+        <w:t>,</w:t>
+      </w:r>
+      <w:r>
+        <w:rPr>
+          <w:rFonts w:hint="eastAsia"/>
+        </w:rPr>
+        <w:t>客户端必须支持</w:t>
+      </w:r>
+      <w:r>
+        <w:rPr>
+          <w:rFonts w:hint="eastAsia"/>
+        </w:rPr>
+        <w:t>302</w:t>
+      </w:r>
+      <w:r>
+        <w:rPr>
+          <w:rFonts w:hint="eastAsia"/>
+        </w:rPr>
+        <w:t>才能实现分布式协议</w:t>
+      </w:r>
+      <w:r>
+        <w:rPr>
+          <w:rFonts w:hint="eastAsia"/>
+        </w:rPr>
+        <w:t>.</w:t>
+      </w:r>
+    </w:p>
+    <w:p>
+      <w:pPr>
+        <w:ind w:firstLine="420"/>
+      </w:pPr>
+      <w:r>
+        <w:rPr>
+          <w:rFonts w:hint="eastAsia"/>
+        </w:rPr>
+        <w:t>通过分布式配置来处理</w:t>
+      </w:r>
+      <w:r>
+        <w:rPr>
+          <w:rFonts w:hint="eastAsia"/>
+        </w:rPr>
+        <w:t>.</w:t>
+      </w:r>
+      <w:r>
+        <w:rPr>
+          <w:rFonts w:hint="eastAsia"/>
+        </w:rPr>
+        <w:t>你可以通过数组配置一种或者多种分布式处理逻辑</w:t>
+      </w:r>
+    </w:p>
+    <w:p>
+      <w:pPr>
+        <w:ind w:firstLine="420"/>
+      </w:pPr>
+      <w:r>
+        <w:rPr>
+          <w:rFonts w:hint="eastAsia"/>
+        </w:rPr>
+        <w:t>在使用分布式的时候</w:t>
+      </w:r>
+      <w:r>
+        <w:rPr>
+          <w:rFonts w:hint="eastAsia"/>
+        </w:rPr>
+        <w:t>,</w:t>
+      </w:r>
+      <w:r>
+        <w:rPr>
+          <w:rFonts w:hint="eastAsia"/>
+        </w:rPr>
+        <w:t>最后的逻辑分布式配置文件一定是关闭的</w:t>
+      </w:r>
+      <w:r>
+        <w:rPr>
+          <w:rFonts w:hint="eastAsia"/>
+        </w:rPr>
+        <w:t>.</w:t>
+      </w:r>
+    </w:p>
+    <w:p>
+      <w:pPr>
+        <w:pStyle w:val="4"/>
+      </w:pPr>
+      <w:r>
+        <w:rPr>
+          <w:rFonts w:hint="eastAsia"/>
+        </w:rPr>
+        <w:t xml:space="preserve">5.1.1.1 </w:t>
+      </w:r>
+      <w:r>
+        <w:rPr>
+          <w:rFonts w:hint="eastAsia"/>
+        </w:rPr>
+        <w:t>配置多个</w:t>
+      </w:r>
+    </w:p>
+    <w:p>
+      <w:pPr>
+        <w:ind w:firstLine="420"/>
+      </w:pPr>
+      <w:r>
+        <w:rPr>
+          <w:rFonts w:hint="eastAsia"/>
+        </w:rPr>
+        <w:t>分布式配置</w:t>
+      </w:r>
+      <w:r>
+        <w:rPr>
+          <w:rFonts w:hint="eastAsia"/>
+        </w:rPr>
+        <w:t>:</w:t>
+      </w:r>
+      <w:proofErr w:type="spellStart"/>
+      <w:r>
+        <w:rPr>
+          <w:rFonts w:hint="eastAsia"/>
+        </w:rPr>
+        <w:t>LoadBalance</w:t>
+      </w:r>
+      <w:proofErr w:type="spellEnd"/>
+    </w:p>
+    <w:p>
+      <w:pPr>
+        <w:ind w:firstLine="420"/>
+      </w:pPr>
+      <w:r>
+        <w:rPr>
+          <w:rFonts w:hint="eastAsia"/>
+        </w:rPr>
+        <w:t>你可以在数组中添加多个地址指向其他服务器</w:t>
+      </w:r>
+      <w:r>
+        <w:rPr>
+          <w:rFonts w:hint="eastAsia"/>
+        </w:rPr>
+        <w:t>.</w:t>
+      </w:r>
+      <w:r>
+        <w:rPr>
+          <w:rFonts w:hint="eastAsia"/>
+        </w:rPr>
+        <w:t>这个时候</w:t>
+      </w:r>
+      <w:r>
+        <w:rPr>
+          <w:rFonts w:hint="eastAsia"/>
+        </w:rPr>
+        <w:t>,</w:t>
+      </w:r>
+      <w:r>
+        <w:rPr>
+          <w:rFonts w:hint="eastAsia"/>
+        </w:rPr>
+        <w:t>此服务器就是个分布式服务器</w:t>
+      </w:r>
+      <w:r>
+        <w:rPr>
+          <w:rFonts w:hint="eastAsia"/>
+        </w:rPr>
+        <w:t>,</w:t>
+      </w:r>
+      <w:r>
+        <w:rPr>
+          <w:rFonts w:hint="eastAsia"/>
+        </w:rPr>
+        <w:t>他不处理你指定的</w:t>
+      </w:r>
+      <w:proofErr w:type="spellStart"/>
+      <w:r>
+        <w:rPr>
+          <w:rFonts w:hint="eastAsia"/>
+        </w:rPr>
+        <w:t>nUseMode</w:t>
+      </w:r>
+      <w:proofErr w:type="spellEnd"/>
+      <w:r>
+        <w:rPr>
+          <w:rFonts w:hint="eastAsia"/>
+        </w:rPr>
+        <w:t>业务配置</w:t>
+      </w:r>
+      <w:r>
+        <w:rPr>
+          <w:rFonts w:hint="eastAsia"/>
+        </w:rPr>
+        <w:t>.</w:t>
+      </w:r>
+      <w:r>
+        <w:rPr>
+          <w:rFonts w:hint="eastAsia"/>
+        </w:rPr>
+        <w:t>而是交给多个后端来处理</w:t>
+      </w:r>
+      <w:r>
+        <w:rPr>
+          <w:rFonts w:hint="eastAsia"/>
+        </w:rPr>
+        <w:t>.</w:t>
+      </w:r>
+    </w:p>
+    <w:p>
+      <w:pPr>
+        <w:ind w:firstLine="420"/>
+      </w:pPr>
+      <w:r>
+        <w:rPr>
+          <w:rFonts w:hint="eastAsia"/>
+        </w:rPr>
+        <w:t>那么后端处理就需要设置</w:t>
+      </w:r>
+      <w:proofErr w:type="spellStart"/>
+      <w:r>
+        <w:rPr>
+          <w:rFonts w:hint="eastAsia"/>
+        </w:rPr>
+        <w:t>nUseMode</w:t>
+      </w:r>
+      <w:proofErr w:type="spellEnd"/>
+      <w:r>
+        <w:rPr>
+          <w:rFonts w:hint="eastAsia"/>
+        </w:rPr>
+        <w:t>为</w:t>
+      </w:r>
+      <w:r>
+        <w:rPr>
+          <w:rFonts w:hint="eastAsia"/>
+        </w:rPr>
+        <w:t>0</w:t>
+      </w:r>
+      <w:r>
+        <w:rPr>
+          <w:rFonts w:hint="eastAsia"/>
+        </w:rPr>
+        <w:t>关闭</w:t>
+      </w:r>
+      <w:r>
+        <w:rPr>
+          <w:rFonts w:hint="eastAsia"/>
+        </w:rPr>
+        <w:t>.</w:t>
+      </w:r>
+    </w:p>
+    <w:p>
+      <w:pPr>
+        <w:pStyle w:val="3"/>
+      </w:pPr>
+      <w:bookmarkStart w:id="56" w:name="_Toc228189801"/>
+      <w:r>
+        <w:rPr>
+          <w:rFonts w:hint="eastAsia"/>
+        </w:rPr>
+        <w:t xml:space="preserve">5.1.2 </w:t>
+      </w:r>
+      <w:r>
+        <w:rPr>
+          <w:rFonts w:hint="eastAsia"/>
+        </w:rPr>
+        <w:t>存储分布式</w:t>
+      </w:r>
+      <w:bookmarkEnd w:id="56"/>
+    </w:p>
+    <w:p>
+      <w:r>
+        <w:rPr>
+          <w:rFonts w:hint="eastAsia"/>
+        </w:rPr>
+        <w:t xml:space="preserve">    </w:t>
+      </w:r>
+      <w:r>
+        <w:rPr>
+          <w:rFonts w:hint="eastAsia"/>
+        </w:rPr>
+        <w:t>存储分布式需要在你的客户端机器上</w:t>
+      </w:r>
+      <w:proofErr w:type="gramStart"/>
+      <w:r>
+        <w:rPr>
+          <w:rFonts w:hint="eastAsia"/>
+        </w:rPr>
+        <w:t>部署此</w:t>
+      </w:r>
+      <w:proofErr w:type="gramEnd"/>
+      <w:r>
+        <w:rPr>
+          <w:rFonts w:hint="eastAsia"/>
+        </w:rPr>
+        <w:t>存储服务器</w:t>
+      </w:r>
+      <w:r>
+        <w:rPr>
+          <w:rFonts w:hint="eastAsia"/>
+        </w:rPr>
+        <w:t>,</w:t>
+      </w:r>
+      <w:r>
+        <w:rPr>
+          <w:rFonts w:hint="eastAsia"/>
+        </w:rPr>
+        <w:t>并且启用</w:t>
+      </w:r>
+      <w:r>
+        <w:rPr>
+          <w:rFonts w:hint="eastAsia"/>
+        </w:rPr>
+        <w:t>SQLITE</w:t>
+      </w:r>
+      <w:r>
+        <w:rPr>
+          <w:rFonts w:hint="eastAsia"/>
+        </w:rPr>
+        <w:t>数据库</w:t>
+      </w:r>
+      <w:r>
+        <w:rPr>
+          <w:rFonts w:hint="eastAsia"/>
+        </w:rPr>
+        <w:t>.</w:t>
+      </w:r>
+    </w:p>
+    <w:p>
+      <w:pPr>
+        <w:ind w:firstLine="420"/>
+      </w:pPr>
       <w:r>
         <w:rPr>
           <w:rFonts w:hint="eastAsia"/>
         </w:rPr>
         <w:lastRenderedPageBreak/>
-        <w:t>五</w:t>
-      </w:r>
-      <w:r>
-        <w:rPr>
-          <w:rFonts w:hint="eastAsia"/>
-        </w:rPr>
-        <w:t xml:space="preserve"> </w:t>
-      </w:r>
-      <w:r>
-        <w:rPr>
-          <w:rFonts w:hint="eastAsia"/>
-        </w:rPr>
-        <w:t>高级配置</w:t>
-      </w:r>
-      <w:bookmarkEnd w:id="52"/>
+        <w:t>现在可以通过局域网查询和下载文件了</w:t>
+      </w:r>
+      <w:r>
+        <w:rPr>
+          <w:rFonts w:hint="eastAsia"/>
+        </w:rPr>
+        <w:t>,</w:t>
+      </w:r>
+      <w:r>
+        <w:rPr>
+          <w:rFonts w:hint="eastAsia"/>
+        </w:rPr>
+        <w:t>你可以优先请求本地的存储服务</w:t>
+      </w:r>
+      <w:r>
+        <w:rPr>
+          <w:rFonts w:hint="eastAsia"/>
+        </w:rPr>
+        <w:t>,</w:t>
+      </w:r>
+      <w:r>
+        <w:rPr>
+          <w:rFonts w:hint="eastAsia"/>
+        </w:rPr>
+        <w:t>存储服务会自动广播查询局域网中的文件</w:t>
+      </w:r>
+      <w:r>
+        <w:rPr>
+          <w:rFonts w:hint="eastAsia"/>
+        </w:rPr>
+        <w:t>.</w:t>
+      </w:r>
+      <w:r>
+        <w:rPr>
+          <w:rFonts w:hint="eastAsia"/>
+        </w:rPr>
+        <w:t>如果存在</w:t>
+      </w:r>
+      <w:r>
+        <w:rPr>
+          <w:rFonts w:hint="eastAsia"/>
+        </w:rPr>
+        <w:t>,</w:t>
+      </w:r>
+      <w:r>
+        <w:rPr>
+          <w:rFonts w:hint="eastAsia"/>
+        </w:rPr>
+        <w:t>会返回你</w:t>
+      </w:r>
+      <w:r>
+        <w:rPr>
+          <w:rFonts w:hint="eastAsia"/>
+        </w:rPr>
+        <w:t>3.1.1.2</w:t>
+      </w:r>
+      <w:r>
+        <w:rPr>
+          <w:rFonts w:hint="eastAsia"/>
+        </w:rPr>
+        <w:t>节的内容</w:t>
+      </w:r>
+      <w:r>
+        <w:rPr>
+          <w:rFonts w:hint="eastAsia"/>
+        </w:rPr>
+        <w:t>,</w:t>
+      </w:r>
+      <w:r>
+        <w:rPr>
+          <w:rFonts w:hint="eastAsia"/>
+        </w:rPr>
+        <w:t>并且会增加一个字段</w:t>
+      </w:r>
+      <w:proofErr w:type="spellStart"/>
+      <w:r>
+        <w:rPr>
+          <w:rFonts w:hint="eastAsia"/>
+        </w:rPr>
+        <w:t>tszTableName</w:t>
+      </w:r>
+      <w:proofErr w:type="spellEnd"/>
+      <w:r>
+        <w:rPr>
+          <w:rFonts w:hint="eastAsia"/>
+        </w:rPr>
+        <w:t>表示服务器</w:t>
+      </w:r>
+      <w:r>
+        <w:rPr>
+          <w:rFonts w:hint="eastAsia"/>
+        </w:rPr>
+        <w:t>IP</w:t>
+      </w:r>
+      <w:r>
+        <w:rPr>
+          <w:rFonts w:hint="eastAsia"/>
+        </w:rPr>
+        <w:t>和端口</w:t>
+      </w:r>
+      <w:r>
+        <w:rPr>
+          <w:rFonts w:hint="eastAsia"/>
+        </w:rPr>
+        <w:t>.</w:t>
+      </w:r>
+      <w:r>
+        <w:rPr>
+          <w:rFonts w:hint="eastAsia"/>
+        </w:rPr>
+        <w:t>他会返回所有查询到的可用本地局域网节点列表</w:t>
+      </w:r>
+      <w:r>
+        <w:rPr>
+          <w:rFonts w:hint="eastAsia"/>
+        </w:rPr>
+        <w:t>,</w:t>
+      </w:r>
+      <w:r>
+        <w:rPr>
+          <w:rFonts w:hint="eastAsia"/>
+        </w:rPr>
+        <w:t>你可以选择一个下载或者通过</w:t>
+      </w:r>
+      <w:r>
+        <w:rPr>
+          <w:rFonts w:hint="eastAsia"/>
+        </w:rPr>
+        <w:t>HTTP Range</w:t>
+      </w:r>
+      <w:r>
+        <w:rPr>
+          <w:rFonts w:hint="eastAsia"/>
+        </w:rPr>
+        <w:t>字段来连接多个做分布式块下载</w:t>
+      </w:r>
+      <w:r>
+        <w:rPr>
+          <w:rFonts w:hint="eastAsia"/>
+        </w:rPr>
+        <w:t>.</w:t>
+      </w:r>
     </w:p>
     <w:p>
       <w:pPr>
         <w:pStyle w:val="2"/>
       </w:pPr>
-      <w:bookmarkStart w:id="53" w:name="_Toc209452091"/>
-      <w:r>
-        <w:rPr>
-          <w:rFonts w:hint="eastAsia"/>
-        </w:rPr>
-        <w:t xml:space="preserve">5.1 </w:t>
-      </w:r>
-      <w:r>
-        <w:rPr>
-          <w:rFonts w:hint="eastAsia"/>
-        </w:rPr>
-        <w:t>分布式</w:t>
-      </w:r>
-      <w:bookmarkEnd w:id="53"/>
-    </w:p>
-    <w:p>
-      <w:pPr>
-        <w:pStyle w:val="3"/>
-      </w:pPr>
-      <w:bookmarkStart w:id="54" w:name="_Toc209452092"/>
-      <w:r>
-        <w:rPr>
-          <w:rFonts w:hint="eastAsia"/>
-        </w:rPr>
-        <w:t xml:space="preserve">5.1.1 </w:t>
-      </w:r>
-      <w:r>
-        <w:rPr>
-          <w:rFonts w:hint="eastAsia"/>
-        </w:rPr>
-        <w:t>网络分布式</w:t>
-      </w:r>
-      <w:bookmarkEnd w:id="54"/>
+      <w:bookmarkStart w:id="57" w:name="_Toc228189802"/>
+      <w:r>
+        <w:rPr>
+          <w:rFonts w:hint="eastAsia"/>
+        </w:rPr>
+        <w:t>5.2 HTTPS</w:t>
+      </w:r>
+      <w:bookmarkEnd w:id="57"/>
     </w:p>
     <w:p>
       <w:pPr>
@@ -21885,19 +22614,19 @@
         <w:rPr>
           <w:rFonts w:hint="eastAsia"/>
         </w:rPr>
-        <w:t>分布式服务通过</w:t>
-      </w:r>
-      <w:r>
-        <w:rPr>
-          <w:rFonts w:hint="eastAsia"/>
-        </w:rPr>
-        <w:t>HTTP</w:t>
-      </w:r>
-      <w:r>
-        <w:rPr>
-          <w:rFonts w:hint="eastAsia"/>
-        </w:rPr>
-        <w:t>重定向实现</w:t>
+        <w:t>在</w:t>
+      </w:r>
+      <w:r>
+        <w:rPr>
+          <w:rFonts w:hint="eastAsia"/>
+        </w:rPr>
+        <w:t>3.1</w:t>
+      </w:r>
+      <w:r>
+        <w:rPr>
+          <w:rFonts w:hint="eastAsia"/>
+        </w:rPr>
+        <w:t>版本后</w:t>
       </w:r>
       <w:r>
         <w:rPr>
@@ -21909,19 +22638,19 @@
         <w:rPr>
           <w:rFonts w:hint="eastAsia"/>
         </w:rPr>
-        <w:t>客户端必须支持</w:t>
-      </w:r>
-      <w:r>
-        <w:rPr>
-          <w:rFonts w:hint="eastAsia"/>
-        </w:rPr>
-        <w:t>302</w:t>
-      </w:r>
-      <w:r>
-        <w:rPr>
-          <w:rFonts w:hint="eastAsia"/>
-        </w:rPr>
-        <w:t>才能实现分布式协议</w:t>
+        <w:t>我们的服务支持</w:t>
+      </w:r>
+      <w:r>
+        <w:rPr>
+          <w:rFonts w:hint="eastAsia"/>
+        </w:rPr>
+        <w:t>HTTPS</w:t>
+      </w:r>
+      <w:r>
+        <w:rPr>
+          <w:rFonts w:hint="eastAsia"/>
+        </w:rPr>
+        <w:t>访问了</w:t>
       </w:r>
       <w:r>
         <w:rPr>
@@ -21929,6 +22658,42 @@
         </w:rPr>
         <w:t>.</w:t>
       </w:r>
+      <w:r>
+        <w:rPr>
+          <w:rFonts w:hint="eastAsia"/>
+        </w:rPr>
+        <w:t>要使用</w:t>
+      </w:r>
+      <w:r>
+        <w:rPr>
+          <w:rFonts w:hint="eastAsia"/>
+        </w:rPr>
+        <w:t>HTTPS,</w:t>
+      </w:r>
+      <w:r>
+        <w:rPr>
+          <w:rFonts w:hint="eastAsia"/>
+        </w:rPr>
+        <w:t>你需要拥有一个证书</w:t>
+      </w:r>
+      <w:r>
+        <w:rPr>
+          <w:rFonts w:hint="eastAsia"/>
+        </w:rPr>
+        <w:t>,</w:t>
+      </w:r>
+      <w:r>
+        <w:rPr>
+          <w:rFonts w:hint="eastAsia"/>
+        </w:rPr>
+        <w:t>证书可以自己创建或者去申请一个免费的或者买一个</w:t>
+      </w:r>
+      <w:r>
+        <w:rPr>
+          <w:rFonts w:hint="eastAsia"/>
+        </w:rPr>
+        <w:t>.</w:t>
+      </w:r>
     </w:p>
     <w:p>
       <w:pPr>
@@ -21938,7 +22703,43 @@
         <w:rPr>
           <w:rFonts w:hint="eastAsia"/>
         </w:rPr>
-        <w:t>通过分布式配置来处理</w:t>
+        <w:t>我们使用的证书是证书链证书加证书密钥的方式</w:t>
+      </w:r>
+      <w:r>
+        <w:rPr>
+          <w:rFonts w:hint="eastAsia"/>
+        </w:rPr>
+        <w:t>(</w:t>
+      </w:r>
+      <w:r>
+        <w:rPr>
+          <w:rFonts w:hint="eastAsia"/>
+        </w:rPr>
+        <w:t>就像</w:t>
+      </w:r>
+      <w:r>
+        <w:rPr>
+          <w:rFonts w:hint="eastAsia"/>
+        </w:rPr>
+        <w:t>NGINX</w:t>
+      </w:r>
+      <w:r>
+        <w:rPr>
+          <w:rFonts w:hint="eastAsia"/>
+        </w:rPr>
+        <w:t>一样的方式</w:t>
+      </w:r>
+      <w:r>
+        <w:rPr>
+          <w:rFonts w:hint="eastAsia"/>
+        </w:rPr>
+        <w:t>),</w:t>
+      </w:r>
+      <w:r>
+        <w:rPr>
+          <w:rFonts w:hint="eastAsia"/>
+        </w:rPr>
+        <w:t>不验证对方证书</w:t>
       </w:r>
       <w:r>
         <w:rPr>
@@ -21950,7 +22751,25 @@
         <w:rPr>
           <w:rFonts w:hint="eastAsia"/>
         </w:rPr>
-        <w:t>你可以通过数组配置一种或者多种分布式处理逻辑</w:t>
+        <w:t>如果你有高级需求</w:t>
+      </w:r>
+      <w:r>
+        <w:rPr>
+          <w:rFonts w:hint="eastAsia"/>
+        </w:rPr>
+        <w:t>,</w:t>
+      </w:r>
+      <w:r>
+        <w:rPr>
+          <w:rFonts w:hint="eastAsia"/>
+        </w:rPr>
+        <w:t>可以修改代码使用其他证书类型或者要求客户端也有证书</w:t>
+      </w:r>
+      <w:r>
+        <w:rPr>
+          <w:rFonts w:hint="eastAsia"/>
+        </w:rPr>
+        <w:t>.</w:t>
       </w:r>
     </w:p>
     <w:p>
@@ -21961,7 +22780,7 @@
         <w:rPr>
           <w:rFonts w:hint="eastAsia"/>
         </w:rPr>
-        <w:t>在使用分布式的时候</w:t>
+        <w:t>我们提供了默认的证书给用户</w:t>
       </w:r>
       <w:r>
         <w:rPr>
@@ -21973,7 +22792,45 @@
         <w:rPr>
           <w:rFonts w:hint="eastAsia"/>
         </w:rPr>
-        <w:t>最后的逻辑分布式配置文件一定是关闭的</w:t>
+        <w:t>现在你可以直接使用</w:t>
+      </w:r>
+      <w:proofErr w:type="spellStart"/>
+      <w:r>
+        <w:rPr>
+          <w:rFonts w:hint="eastAsia"/>
+        </w:rPr>
+        <w:t>XEngine_Cert</w:t>
+      </w:r>
+      <w:proofErr w:type="spellEnd"/>
+      <w:r>
+        <w:rPr>
+          <w:rFonts w:hint="eastAsia"/>
+        </w:rPr>
+        <w:t>下的证书</w:t>
+      </w:r>
+      <w:r>
+        <w:rPr>
+          <w:rFonts w:hint="eastAsia"/>
+        </w:rPr>
+        <w:t>,</w:t>
+      </w:r>
+      <w:r>
+        <w:rPr>
+          <w:rFonts w:hint="eastAsia"/>
+        </w:rPr>
+        <w:t>只需要把</w:t>
+      </w:r>
+      <w:r>
+        <w:rPr>
+          <w:rFonts w:hint="eastAsia"/>
+        </w:rPr>
+        <w:t>SSL</w:t>
+      </w:r>
+      <w:r>
+        <w:rPr>
+          <w:rFonts w:hint="eastAsia"/>
+        </w:rPr>
+        <w:t>设置为启用即可</w:t>
       </w:r>
       <w:r>
         <w:rPr>
@@ -21981,58 +22838,11 @@
         </w:rPr>
         <w:t>.</w:t>
       </w:r>
-    </w:p>
-    <w:p>
-      <w:pPr>
-        <w:pStyle w:val="4"/>
-      </w:pPr>
-      <w:r>
-        <w:rPr>
-          <w:rFonts w:hint="eastAsia"/>
-        </w:rPr>
-        <w:t xml:space="preserve">5.1.1.1 </w:t>
-      </w:r>
-      <w:r>
-        <w:rPr>
-          <w:rFonts w:hint="eastAsia"/>
-        </w:rPr>
-        <w:t>配置多个</w:t>
-      </w:r>
-    </w:p>
-    <w:p>
-      <w:pPr>
-        <w:ind w:firstLine="420"/>
-      </w:pPr>
-      <w:r>
-        <w:rPr>
-          <w:rFonts w:hint="eastAsia"/>
-        </w:rPr>
-        <w:t>分布式配置</w:t>
-      </w:r>
-      <w:r>
-        <w:rPr>
-          <w:rFonts w:hint="eastAsia"/>
-        </w:rPr>
-        <w:t>:</w:t>
-      </w:r>
-      <w:proofErr w:type="spellStart"/>
-      <w:r>
-        <w:rPr>
-          <w:rFonts w:hint="eastAsia"/>
-        </w:rPr>
-        <w:t>LoadBalance</w:t>
-      </w:r>
-      <w:proofErr w:type="spellEnd"/>
-    </w:p>
-    <w:p>
-      <w:pPr>
-        <w:ind w:firstLine="420"/>
-      </w:pPr>
-      <w:r>
-        <w:rPr>
-          <w:rFonts w:hint="eastAsia"/>
-        </w:rPr>
-        <w:t>你可以在数组中添加多个地址指向其他服务器</w:t>
+      <w:r>
+        <w:rPr>
+          <w:rFonts w:hint="eastAsia"/>
+        </w:rPr>
+        <w:t>此证书是自己生成的</w:t>
       </w:r>
       <w:r>
         <w:rPr>
@@ -22044,7 +22854,58 @@
         <w:rPr>
           <w:rFonts w:hint="eastAsia"/>
         </w:rPr>
-        <w:t>这个时候</w:t>
+        <w:t>所以不受信任</w:t>
+      </w:r>
+      <w:r>
+        <w:rPr>
+          <w:rFonts w:hint="eastAsia"/>
+        </w:rPr>
+        <w:t>.</w:t>
+      </w:r>
+      <w:r>
+        <w:rPr>
+          <w:rFonts w:hint="eastAsia"/>
+        </w:rPr>
+        <w:t>或者你也可以去购买证书</w:t>
+      </w:r>
+      <w:r>
+        <w:rPr>
+          <w:rFonts w:hint="eastAsia"/>
+        </w:rPr>
+        <w:t>.</w:t>
+      </w:r>
+    </w:p>
+    <w:p>
+      <w:pPr>
+        <w:pStyle w:val="2"/>
+      </w:pPr>
+      <w:bookmarkStart w:id="58" w:name="_Toc228189803"/>
+      <w:r>
+        <w:rPr>
+          <w:rFonts w:hint="eastAsia"/>
+        </w:rPr>
+        <w:t xml:space="preserve">5.3 </w:t>
+      </w:r>
+      <w:r>
+        <w:rPr>
+          <w:rFonts w:hint="eastAsia"/>
+        </w:rPr>
+        <w:t>信息收集</w:t>
+      </w:r>
+      <w:bookmarkEnd w:id="58"/>
+    </w:p>
+    <w:p>
+      <w:r>
+        <w:rPr>
+          <w:rFonts w:hint="eastAsia"/>
+        </w:rPr>
+        <w:t xml:space="preserve">    </w:t>
+      </w:r>
+      <w:r>
+        <w:rPr>
+          <w:rFonts w:hint="eastAsia"/>
+        </w:rPr>
+        <w:t>信息收集是我们为了收集有哪些用户在使用我们的开源软件</w:t>
       </w:r>
       <w:r>
         <w:rPr>
@@ -22056,7 +22917,19 @@
         <w:rPr>
           <w:rFonts w:hint="eastAsia"/>
         </w:rPr>
-        <w:t>此服务器就是个分布式服务器</w:t>
+        <w:t>收集信息可以自己控制</w:t>
+      </w:r>
+      <w:r>
+        <w:rPr>
+          <w:rFonts w:hint="eastAsia"/>
+        </w:rPr>
+        <w:t>.</w:t>
+      </w:r>
+      <w:r>
+        <w:rPr>
+          <w:rFonts w:hint="eastAsia"/>
+        </w:rPr>
+        <w:t>如果你不想被我们收集信息</w:t>
       </w:r>
       <w:r>
         <w:rPr>
@@ -22068,21 +22941,7 @@
         <w:rPr>
           <w:rFonts w:hint="eastAsia"/>
         </w:rPr>
-        <w:t>他不处理你指定的</w:t>
-      </w:r>
-      <w:proofErr w:type="spellStart"/>
-      <w:r>
-        <w:rPr>
-          <w:rFonts w:hint="eastAsia"/>
-        </w:rPr>
-        <w:t>nUseMode</w:t>
-      </w:r>
-      <w:proofErr w:type="spellEnd"/>
-      <w:r>
-        <w:rPr>
-          <w:rFonts w:hint="eastAsia"/>
-        </w:rPr>
-        <w:t>业务配置</w:t>
+        <w:t>可以关闭即可</w:t>
       </w:r>
       <w:r>
         <w:rPr>
@@ -22094,7 +22953,7 @@
         <w:rPr>
           <w:rFonts w:hint="eastAsia"/>
         </w:rPr>
-        <w:t>而是交给多个后端来处理</w:t>
+        <w:t>所有收集信息内容你都可查看</w:t>
       </w:r>
       <w:r>
         <w:rPr>
@@ -22105,657 +22964,16 @@
     </w:p>
     <w:p>
       <w:pPr>
-        <w:ind w:firstLine="420"/>
-      </w:pPr>
-      <w:r>
-        <w:rPr>
-          <w:rFonts w:hint="eastAsia"/>
-        </w:rPr>
-        <w:t>那么后端处理就需要设置</w:t>
-      </w:r>
-      <w:proofErr w:type="spellStart"/>
-      <w:r>
-        <w:rPr>
-          <w:rFonts w:hint="eastAsia"/>
-        </w:rPr>
-        <w:t>nUseMode</w:t>
-      </w:r>
-      <w:proofErr w:type="spellEnd"/>
-      <w:r>
-        <w:rPr>
-          <w:rFonts w:hint="eastAsia"/>
-        </w:rPr>
-        <w:t>为</w:t>
-      </w:r>
-      <w:r>
-        <w:rPr>
-          <w:rFonts w:hint="eastAsia"/>
-        </w:rPr>
-        <w:t>0</w:t>
-      </w:r>
-      <w:r>
-        <w:rPr>
-          <w:rFonts w:hint="eastAsia"/>
-        </w:rPr>
-        <w:t>关闭</w:t>
-      </w:r>
-      <w:r>
-        <w:rPr>
-          <w:rFonts w:hint="eastAsia"/>
-        </w:rPr>
-        <w:t>.</w:t>
-      </w:r>
-    </w:p>
-    <w:p>
-      <w:pPr>
-        <w:pStyle w:val="3"/>
-      </w:pPr>
-      <w:bookmarkStart w:id="55" w:name="_Toc209452093"/>
-      <w:r>
-        <w:rPr>
-          <w:rFonts w:hint="eastAsia"/>
-        </w:rPr>
-        <w:t xml:space="preserve">5.1.2 </w:t>
-      </w:r>
-      <w:r>
-        <w:rPr>
-          <w:rFonts w:hint="eastAsia"/>
-        </w:rPr>
-        <w:t>存储分布式</w:t>
-      </w:r>
-      <w:bookmarkEnd w:id="55"/>
-    </w:p>
-    <w:p>
-      <w:r>
-        <w:rPr>
-          <w:rFonts w:hint="eastAsia"/>
-        </w:rPr>
-        <w:t xml:space="preserve">    </w:t>
-      </w:r>
-      <w:r>
-        <w:rPr>
-          <w:rFonts w:hint="eastAsia"/>
-        </w:rPr>
-        <w:t>存储分布式需要在你的客户端机器上</w:t>
-      </w:r>
-      <w:proofErr w:type="gramStart"/>
-      <w:r>
-        <w:rPr>
-          <w:rFonts w:hint="eastAsia"/>
-        </w:rPr>
-        <w:t>部署此</w:t>
-      </w:r>
-      <w:proofErr w:type="gramEnd"/>
-      <w:r>
-        <w:rPr>
-          <w:rFonts w:hint="eastAsia"/>
-        </w:rPr>
-        <w:t>存储服务器</w:t>
-      </w:r>
-      <w:r>
-        <w:rPr>
-          <w:rFonts w:hint="eastAsia"/>
-        </w:rPr>
-        <w:t>,</w:t>
-      </w:r>
-      <w:r>
-        <w:rPr>
-          <w:rFonts w:hint="eastAsia"/>
-        </w:rPr>
-        <w:t>并且启用</w:t>
-      </w:r>
-      <w:r>
-        <w:rPr>
-          <w:rFonts w:hint="eastAsia"/>
-        </w:rPr>
-        <w:t>SQLITE</w:t>
-      </w:r>
-      <w:r>
-        <w:rPr>
-          <w:rFonts w:hint="eastAsia"/>
-        </w:rPr>
-        <w:t>数据库</w:t>
-      </w:r>
-      <w:r>
-        <w:rPr>
-          <w:rFonts w:hint="eastAsia"/>
-        </w:rPr>
-        <w:t>.</w:t>
-      </w:r>
-    </w:p>
-    <w:p>
-      <w:pPr>
-        <w:ind w:firstLine="420"/>
-      </w:pPr>
-      <w:r>
-        <w:rPr>
-          <w:rFonts w:hint="eastAsia"/>
-        </w:rPr>
-        <w:t>现在可以通过局域网查询和下载文件了</w:t>
-      </w:r>
-      <w:r>
-        <w:rPr>
-          <w:rFonts w:hint="eastAsia"/>
-        </w:rPr>
-        <w:t>,</w:t>
-      </w:r>
-      <w:r>
-        <w:rPr>
-          <w:rFonts w:hint="eastAsia"/>
-        </w:rPr>
-        <w:t>你可以优先请求本地的存储服务</w:t>
-      </w:r>
-      <w:r>
-        <w:rPr>
-          <w:rFonts w:hint="eastAsia"/>
-        </w:rPr>
-        <w:t>,</w:t>
-      </w:r>
-      <w:r>
-        <w:rPr>
-          <w:rFonts w:hint="eastAsia"/>
-        </w:rPr>
-        <w:t>存储服务会自动广播查询局域网中的文件</w:t>
-      </w:r>
-      <w:r>
-        <w:rPr>
-          <w:rFonts w:hint="eastAsia"/>
-        </w:rPr>
-        <w:t>.</w:t>
-      </w:r>
-      <w:r>
-        <w:rPr>
-          <w:rFonts w:hint="eastAsia"/>
-        </w:rPr>
-        <w:t>如果存在</w:t>
-      </w:r>
-      <w:r>
-        <w:rPr>
-          <w:rFonts w:hint="eastAsia"/>
-        </w:rPr>
-        <w:t>,</w:t>
-      </w:r>
-      <w:r>
-        <w:rPr>
-          <w:rFonts w:hint="eastAsia"/>
-        </w:rPr>
-        <w:t>会返回你</w:t>
-      </w:r>
-      <w:r>
-        <w:rPr>
-          <w:rFonts w:hint="eastAsia"/>
-        </w:rPr>
-        <w:t>3.1.1.2</w:t>
-      </w:r>
-      <w:r>
-        <w:rPr>
-          <w:rFonts w:hint="eastAsia"/>
-        </w:rPr>
-        <w:t>节的内容</w:t>
-      </w:r>
-      <w:r>
-        <w:rPr>
-          <w:rFonts w:hint="eastAsia"/>
-        </w:rPr>
-        <w:t>,</w:t>
-      </w:r>
-      <w:r>
-        <w:rPr>
-          <w:rFonts w:hint="eastAsia"/>
-        </w:rPr>
-        <w:t>并且会增加一个字段</w:t>
-      </w:r>
-      <w:proofErr w:type="spellStart"/>
-      <w:r>
-        <w:rPr>
-          <w:rFonts w:hint="eastAsia"/>
-        </w:rPr>
-        <w:t>tszTableName</w:t>
-      </w:r>
-      <w:proofErr w:type="spellEnd"/>
-      <w:r>
-        <w:rPr>
-          <w:rFonts w:hint="eastAsia"/>
-        </w:rPr>
-        <w:t>表示服务器</w:t>
-      </w:r>
-      <w:r>
-        <w:rPr>
-          <w:rFonts w:hint="eastAsia"/>
-        </w:rPr>
-        <w:t>IP</w:t>
-      </w:r>
-      <w:r>
-        <w:rPr>
-          <w:rFonts w:hint="eastAsia"/>
-        </w:rPr>
-        <w:t>和端口</w:t>
-      </w:r>
-      <w:r>
-        <w:rPr>
-          <w:rFonts w:hint="eastAsia"/>
-        </w:rPr>
-        <w:t>.</w:t>
-      </w:r>
-      <w:r>
-        <w:rPr>
-          <w:rFonts w:hint="eastAsia"/>
-        </w:rPr>
-        <w:t>他会返回所有查询到的可用本地局域网节点列表</w:t>
-      </w:r>
-      <w:r>
-        <w:rPr>
-          <w:rFonts w:hint="eastAsia"/>
-        </w:rPr>
-        <w:t>,</w:t>
-      </w:r>
-      <w:r>
-        <w:rPr>
-          <w:rFonts w:hint="eastAsia"/>
-        </w:rPr>
-        <w:t>你可以选择一个下载或者通过</w:t>
-      </w:r>
-      <w:r>
-        <w:rPr>
-          <w:rFonts w:hint="eastAsia"/>
-        </w:rPr>
-        <w:t>HTTP Range</w:t>
-      </w:r>
-      <w:r>
-        <w:rPr>
-          <w:rFonts w:hint="eastAsia"/>
-        </w:rPr>
-        <w:t>字段来连接多个做分布式块下载</w:t>
-      </w:r>
-      <w:r>
-        <w:rPr>
-          <w:rFonts w:hint="eastAsia"/>
-        </w:rPr>
-        <w:t>.</w:t>
-      </w:r>
-    </w:p>
-    <w:p>
-      <w:pPr>
-        <w:pStyle w:val="2"/>
-      </w:pPr>
-      <w:bookmarkStart w:id="56" w:name="_Toc209452094"/>
-      <w:r>
-        <w:rPr>
-          <w:rFonts w:hint="eastAsia"/>
-        </w:rPr>
-        <w:t>5.2 HTTPS</w:t>
-      </w:r>
-      <w:bookmarkEnd w:id="56"/>
-    </w:p>
-    <w:p>
-      <w:pPr>
-        <w:ind w:firstLine="420"/>
-      </w:pPr>
-      <w:r>
-        <w:rPr>
-          <w:rFonts w:hint="eastAsia"/>
-        </w:rPr>
-        <w:t>在</w:t>
-      </w:r>
-      <w:r>
-        <w:rPr>
-          <w:rFonts w:hint="eastAsia"/>
-        </w:rPr>
-        <w:t>3.1</w:t>
-      </w:r>
-      <w:r>
-        <w:rPr>
-          <w:rFonts w:hint="eastAsia"/>
-        </w:rPr>
-        <w:t>版本后</w:t>
-      </w:r>
-      <w:r>
-        <w:rPr>
-          <w:rFonts w:hint="eastAsia"/>
-        </w:rPr>
-        <w:t>,</w:t>
-      </w:r>
-      <w:r>
-        <w:rPr>
-          <w:rFonts w:hint="eastAsia"/>
-        </w:rPr>
-        <w:t>我们的服务支持</w:t>
-      </w:r>
-      <w:r>
-        <w:rPr>
-          <w:rFonts w:hint="eastAsia"/>
-        </w:rPr>
-        <w:t>HTTPS</w:t>
-      </w:r>
-      <w:r>
-        <w:rPr>
-          <w:rFonts w:hint="eastAsia"/>
-        </w:rPr>
-        <w:t>访问了</w:t>
-      </w:r>
-      <w:r>
-        <w:rPr>
-          <w:rFonts w:hint="eastAsia"/>
-        </w:rPr>
-        <w:t>.</w:t>
-      </w:r>
-      <w:r>
-        <w:rPr>
-          <w:rFonts w:hint="eastAsia"/>
-        </w:rPr>
-        <w:t>要使用</w:t>
-      </w:r>
-      <w:r>
-        <w:rPr>
-          <w:rFonts w:hint="eastAsia"/>
-        </w:rPr>
-        <w:t>HTTPS,</w:t>
-      </w:r>
-      <w:r>
-        <w:rPr>
-          <w:rFonts w:hint="eastAsia"/>
-        </w:rPr>
-        <w:t>你需要拥有一个证书</w:t>
-      </w:r>
-      <w:r>
-        <w:rPr>
-          <w:rFonts w:hint="eastAsia"/>
-        </w:rPr>
-        <w:t>,</w:t>
-      </w:r>
-      <w:r>
-        <w:rPr>
-          <w:rFonts w:hint="eastAsia"/>
-        </w:rPr>
-        <w:t>证书可以自己创建或者去申请一个免费的或者买一个</w:t>
-      </w:r>
-      <w:r>
-        <w:rPr>
-          <w:rFonts w:hint="eastAsia"/>
-        </w:rPr>
-        <w:t>.</w:t>
-      </w:r>
-    </w:p>
-    <w:p>
-      <w:pPr>
-        <w:ind w:firstLine="420"/>
-      </w:pPr>
-      <w:r>
-        <w:rPr>
-          <w:rFonts w:hint="eastAsia"/>
-        </w:rPr>
-        <w:t>我们使用的证书是证书链证书加证书密钥的方式</w:t>
-      </w:r>
-      <w:r>
-        <w:rPr>
-          <w:rFonts w:hint="eastAsia"/>
-        </w:rPr>
-        <w:t>(</w:t>
-      </w:r>
-      <w:r>
-        <w:rPr>
-          <w:rFonts w:hint="eastAsia"/>
-        </w:rPr>
-        <w:t>就像</w:t>
-      </w:r>
-      <w:r>
-        <w:rPr>
-          <w:rFonts w:hint="eastAsia"/>
-        </w:rPr>
-        <w:t>NGINX</w:t>
-      </w:r>
-      <w:r>
-        <w:rPr>
-          <w:rFonts w:hint="eastAsia"/>
-        </w:rPr>
-        <w:t>一样的方式</w:t>
-      </w:r>
-      <w:r>
-        <w:rPr>
-          <w:rFonts w:hint="eastAsia"/>
-        </w:rPr>
-        <w:t>),</w:t>
-      </w:r>
-      <w:r>
-        <w:rPr>
-          <w:rFonts w:hint="eastAsia"/>
-        </w:rPr>
-        <w:t>不验证对方证书</w:t>
-      </w:r>
-      <w:r>
-        <w:rPr>
-          <w:rFonts w:hint="eastAsia"/>
-        </w:rPr>
-        <w:t>.</w:t>
-      </w:r>
-      <w:r>
-        <w:rPr>
-          <w:rFonts w:hint="eastAsia"/>
-        </w:rPr>
-        <w:t>如果你有高级需求</w:t>
-      </w:r>
-      <w:r>
-        <w:rPr>
-          <w:rFonts w:hint="eastAsia"/>
-        </w:rPr>
-        <w:t>,</w:t>
-      </w:r>
-      <w:r>
-        <w:rPr>
-          <w:rFonts w:hint="eastAsia"/>
-        </w:rPr>
-        <w:t>可以修改代码使用其他证书类型或者要求客户端也有证书</w:t>
-      </w:r>
-      <w:r>
-        <w:rPr>
-          <w:rFonts w:hint="eastAsia"/>
-        </w:rPr>
-        <w:t>.</w:t>
-      </w:r>
-    </w:p>
-    <w:p>
-      <w:pPr>
-        <w:ind w:firstLine="420"/>
-      </w:pPr>
-      <w:r>
-        <w:rPr>
-          <w:rFonts w:hint="eastAsia"/>
-        </w:rPr>
-        <w:t>我们提供了默认的证书给用户</w:t>
-      </w:r>
-      <w:r>
-        <w:rPr>
-          <w:rFonts w:hint="eastAsia"/>
-        </w:rPr>
-        <w:t>,</w:t>
-      </w:r>
-      <w:r>
-        <w:rPr>
-          <w:rFonts w:hint="eastAsia"/>
-        </w:rPr>
-        <w:t>现在你可以直接使用</w:t>
-      </w:r>
-      <w:proofErr w:type="spellStart"/>
-      <w:r>
-        <w:rPr>
-          <w:rFonts w:hint="eastAsia"/>
-        </w:rPr>
-        <w:t>XEngine_Cert</w:t>
-      </w:r>
-      <w:proofErr w:type="spellEnd"/>
-      <w:r>
-        <w:rPr>
-          <w:rFonts w:hint="eastAsia"/>
-        </w:rPr>
-        <w:t>下的证书</w:t>
-      </w:r>
-      <w:r>
-        <w:rPr>
-          <w:rFonts w:hint="eastAsia"/>
-        </w:rPr>
-        <w:t>,</w:t>
-      </w:r>
-      <w:r>
-        <w:rPr>
-          <w:rFonts w:hint="eastAsia"/>
-        </w:rPr>
-        <w:t>只需要把</w:t>
-      </w:r>
-      <w:r>
-        <w:rPr>
-          <w:rFonts w:hint="eastAsia"/>
-        </w:rPr>
-        <w:t>SSL</w:t>
-      </w:r>
-      <w:r>
-        <w:rPr>
-          <w:rFonts w:hint="eastAsia"/>
-        </w:rPr>
-        <w:t>设置为启用即可</w:t>
-      </w:r>
-      <w:r>
-        <w:rPr>
-          <w:rFonts w:hint="eastAsia"/>
-        </w:rPr>
-        <w:t>.</w:t>
-      </w:r>
-      <w:r>
-        <w:rPr>
-          <w:rFonts w:hint="eastAsia"/>
-        </w:rPr>
-        <w:t>此证书是自己生成的</w:t>
-      </w:r>
-      <w:r>
-        <w:rPr>
-          <w:rFonts w:hint="eastAsia"/>
-        </w:rPr>
-        <w:t>.</w:t>
-      </w:r>
-      <w:r>
-        <w:rPr>
-          <w:rFonts w:hint="eastAsia"/>
-        </w:rPr>
-        <w:t>所以不受信任</w:t>
-      </w:r>
-      <w:r>
-        <w:rPr>
-          <w:rFonts w:hint="eastAsia"/>
-        </w:rPr>
-        <w:t>.</w:t>
-      </w:r>
-      <w:r>
-        <w:rPr>
-          <w:rFonts w:hint="eastAsia"/>
-        </w:rPr>
-        <w:t>或者你也可以去购买证书</w:t>
-      </w:r>
-      <w:r>
-        <w:rPr>
-          <w:rFonts w:hint="eastAsia"/>
-        </w:rPr>
-        <w:t>.</w:t>
-      </w:r>
-    </w:p>
-    <w:p>
-      <w:pPr>
-        <w:pStyle w:val="2"/>
-      </w:pPr>
-      <w:bookmarkStart w:id="57" w:name="_Toc209452095"/>
-      <w:r>
-        <w:rPr>
-          <w:rFonts w:hint="eastAsia"/>
-        </w:rPr>
-        <w:t xml:space="preserve">5.3 </w:t>
-      </w:r>
-      <w:r>
-        <w:rPr>
-          <w:rFonts w:hint="eastAsia"/>
-        </w:rPr>
-        <w:t>信息收集</w:t>
-      </w:r>
-      <w:bookmarkEnd w:id="57"/>
-    </w:p>
-    <w:p>
-      <w:r>
-        <w:rPr>
-          <w:rFonts w:hint="eastAsia"/>
-        </w:rPr>
-        <w:t xml:space="preserve">    </w:t>
-      </w:r>
-      <w:r>
-        <w:rPr>
-          <w:rFonts w:hint="eastAsia"/>
-        </w:rPr>
-        <w:t>信息收集是我们为了收集有哪些用户在使用我们的开源软件</w:t>
-      </w:r>
-      <w:r>
-        <w:rPr>
-          <w:rFonts w:hint="eastAsia"/>
-        </w:rPr>
-        <w:t>,</w:t>
-      </w:r>
-      <w:r>
-        <w:rPr>
-          <w:rFonts w:hint="eastAsia"/>
-        </w:rPr>
-        <w:t>收集信息可以自己控制</w:t>
-      </w:r>
-      <w:r>
-        <w:rPr>
-          <w:rFonts w:hint="eastAsia"/>
-        </w:rPr>
-        <w:t>.</w:t>
-      </w:r>
-      <w:r>
-        <w:rPr>
-          <w:rFonts w:hint="eastAsia"/>
-        </w:rPr>
-        <w:t>如果你不想被我们收集信息</w:t>
-      </w:r>
-      <w:r>
-        <w:rPr>
-          <w:rFonts w:hint="eastAsia"/>
-        </w:rPr>
-        <w:t>,</w:t>
-      </w:r>
-      <w:r>
-        <w:rPr>
-          <w:rFonts w:hint="eastAsia"/>
-        </w:rPr>
-        <w:t>可以关闭即可</w:t>
-      </w:r>
-      <w:r>
-        <w:rPr>
-          <w:rFonts w:hint="eastAsia"/>
-        </w:rPr>
-        <w:t>.</w:t>
-      </w:r>
-      <w:r>
-        <w:rPr>
-          <w:rFonts w:hint="eastAsia"/>
-        </w:rPr>
-        <w:t>所有收集信息内容你都可查看</w:t>
-      </w:r>
-      <w:r>
-        <w:rPr>
-          <w:rFonts w:hint="eastAsia"/>
-        </w:rPr>
-        <w:t>.</w:t>
-      </w:r>
-    </w:p>
-    <w:p>
-      <w:pPr>
         <w:pStyle w:val="1"/>
       </w:pPr>
-      <w:bookmarkStart w:id="58" w:name="_Toc209452096"/>
-      <w:r>
-        <w:rPr>
-          <w:rFonts w:hint="eastAsia"/>
-        </w:rPr>
-        <w:lastRenderedPageBreak/>
+      <w:bookmarkStart w:id="59" w:name="_Toc228189804"/>
+      <w:r>
+        <w:rPr>
+          <w:rFonts w:hint="eastAsia"/>
+        </w:rPr>
         <w:t>FAQ</w:t>
       </w:r>
-      <w:bookmarkEnd w:id="58"/>
+      <w:bookmarkEnd w:id="59"/>
     </w:p>
     <w:p>
       <w:pPr>
@@ -22811,20 +23029,20 @@
       <w:pPr>
         <w:pStyle w:val="1"/>
       </w:pPr>
-      <w:bookmarkStart w:id="59" w:name="_Toc209452097"/>
+      <w:bookmarkStart w:id="60" w:name="_Toc228189805"/>
       <w:r>
         <w:rPr>
           <w:rFonts w:hint="eastAsia"/>
         </w:rPr>
         <w:t>附录</w:t>
       </w:r>
-      <w:bookmarkEnd w:id="59"/>
+      <w:bookmarkEnd w:id="60"/>
     </w:p>
     <w:p>
       <w:pPr>
         <w:pStyle w:val="2"/>
       </w:pPr>
-      <w:bookmarkStart w:id="60" w:name="_Toc209452098"/>
+      <w:bookmarkStart w:id="61" w:name="_Toc228189806"/>
       <w:r>
         <w:rPr>
           <w:rFonts w:hint="eastAsia"/>
@@ -22843,7 +23061,7 @@
         </w:rPr>
         <w:t>类型定义</w:t>
       </w:r>
-      <w:bookmarkEnd w:id="60"/>
+      <w:bookmarkEnd w:id="61"/>
     </w:p>
     <w:p>
       <w:r>
@@ -22877,7 +23095,7 @@
       <w:pPr>
         <w:pStyle w:val="2"/>
       </w:pPr>
-      <w:bookmarkStart w:id="61" w:name="_Toc209452099"/>
+      <w:bookmarkStart w:id="62" w:name="_Toc228189807"/>
       <w:r>
         <w:rPr>
           <w:rFonts w:hint="eastAsia"/>
@@ -22896,7 +23114,7 @@
         </w:rPr>
         <w:t>协议定义</w:t>
       </w:r>
-      <w:bookmarkEnd w:id="61"/>
+      <w:bookmarkEnd w:id="62"/>
     </w:p>
     <w:p>
       <w:pPr>
@@ -22921,7 +23139,7 @@
       <w:pPr>
         <w:pStyle w:val="2"/>
       </w:pPr>
-      <w:bookmarkStart w:id="62" w:name="_Toc209452100"/>
+      <w:bookmarkStart w:id="63" w:name="_Toc228189808"/>
       <w:r>
         <w:rPr>
           <w:rFonts w:hint="eastAsia"/>
@@ -22940,7 +23158,7 @@
         </w:rPr>
         <w:t>转换定义</w:t>
       </w:r>
-      <w:bookmarkEnd w:id="62"/>
+      <w:bookmarkEnd w:id="63"/>
     </w:p>
     <w:p>
       <w:r>
@@ -22980,11 +23198,12 @@
       <w:pPr>
         <w:pStyle w:val="2"/>
       </w:pPr>
-      <w:bookmarkStart w:id="63" w:name="_Toc209452101"/>
-      <w:r>
-        <w:rPr>
-          <w:rFonts w:hint="eastAsia"/>
-        </w:rPr>
+      <w:bookmarkStart w:id="64" w:name="_Toc228189809"/>
+      <w:r>
+        <w:rPr>
+          <w:rFonts w:hint="eastAsia"/>
+        </w:rPr>
+        <w:lastRenderedPageBreak/>
         <w:t>附录</w:t>
       </w:r>
       <w:r>
@@ -22999,7 +23218,7 @@
         </w:rPr>
         <w:t>更新历史</w:t>
       </w:r>
-      <w:bookmarkEnd w:id="63"/>
+      <w:bookmarkEnd w:id="64"/>
     </w:p>
     <w:tbl>
       <w:tblPr>
